--- a/高中物理/高中物理同步/人教版选必1 第4章 光·简单卷（14题）.docx
+++ b/高中物理/高中物理同步/人教版选必1 第4章 光·简单卷（14题）.docx
@@ -644,6 +644,62 @@
         <w:jc w:val="left"/>
         <w:rPr>
           <w:sz w:val="21"/>
+        </w:rPr>
+      </w:pPr>
+      <w:r>
+        <w:rPr>
+          <w:rFonts w:ascii="Times New Roman" w:eastAsia="Times New Roman" w:hAnsi="Times New Roman" w:cs="Times New Roman"/>
+          <w:strike w:val="0"/>
+          <w:kern w:val="0"/>
+          <w:sz w:val="24"/>
+          <w:szCs w:val="24"/>
+          <w:u w:val="none"/>
+        </w:rPr>
+        <w:drawing>
+          <wp:inline>
+            <wp:extent cx="5238750" cy="590550"/>
+            <wp:docPr id="100217" name="" descr="@@@30b18e2e4faa49309c21fc5d3f45ef05"/>
+            <wp:cNvGraphicFramePr>
+              <a:graphicFrameLocks xmlns:a="http://schemas.openxmlformats.org/drawingml/2006/main" noChangeAspect="1"/>
+            </wp:cNvGraphicFramePr>
+            <a:graphic xmlns:a="http://schemas.openxmlformats.org/drawingml/2006/main">
+              <a:graphicData uri="http://schemas.openxmlformats.org/drawingml/2006/picture">
+                <pic:pic xmlns:pic="http://schemas.openxmlformats.org/drawingml/2006/picture">
+                  <pic:nvPicPr>
+                    <pic:cNvPr id="100217" name=""/>
+                    <pic:cNvPicPr>
+                      <a:picLocks noChangeAspect="1"/>
+                    </pic:cNvPicPr>
+                  </pic:nvPicPr>
+                  <pic:blipFill>
+                    <a:blip r:embed="rId54"/>
+                    <a:stretch>
+                      <a:fillRect/>
+                    </a:stretch>
+                  </pic:blipFill>
+                  <pic:spPr>
+                    <a:xfrm>
+                      <a:off x="0" y="0"/>
+                      <a:ext cx="5238750" cy="590550"/>
+                    </a:xfrm>
+                    <a:prstGeom prst="rect">
+                      <a:avLst/>
+                    </a:prstGeom>
+                  </pic:spPr>
+                </pic:pic>
+              </a:graphicData>
+            </a:graphic>
+          </wp:inline>
+        </w:drawing>
+      </w:r>
+    </w:p>
+    <w:p>
+      <w:pPr>
+        <w:shd w:val="clear" w:color="auto" w:fill="auto"/>
+        <w:spacing w:line="300" w:lineRule="auto" w:before="0" w:after="0"/>
+        <w:jc w:val="left"/>
+        <w:rPr>
+          <w:sz w:val="21"/>
           <w:szCs w:val="21"/>
         </w:rPr>
       </w:pPr>
@@ -4802,6 +4858,62 @@
         <w:jc w:val="left"/>
         <w:rPr>
           <w:sz w:val="21"/>
+        </w:rPr>
+      </w:pPr>
+      <w:r>
+        <w:rPr>
+          <w:rFonts w:ascii="Times New Roman" w:eastAsia="Times New Roman" w:hAnsi="Times New Roman" w:cs="Times New Roman"/>
+          <w:strike w:val="0"/>
+          <w:kern w:val="0"/>
+          <w:sz w:val="24"/>
+          <w:szCs w:val="24"/>
+          <w:u w:val="none"/>
+        </w:rPr>
+        <w:drawing>
+          <wp:inline>
+            <wp:extent cx="4667250" cy="504825"/>
+            <wp:docPr id="100051" name="" descr="@@@989243b9b13c46718bf23bb1c9f4ba04"/>
+            <wp:cNvGraphicFramePr>
+              <a:graphicFrameLocks xmlns:a="http://schemas.openxmlformats.org/drawingml/2006/main" noChangeAspect="1"/>
+            </wp:cNvGraphicFramePr>
+            <a:graphic xmlns:a="http://schemas.openxmlformats.org/drawingml/2006/main">
+              <a:graphicData uri="http://schemas.openxmlformats.org/drawingml/2006/picture">
+                <pic:pic xmlns:pic="http://schemas.openxmlformats.org/drawingml/2006/picture">
+                  <pic:nvPicPr>
+                    <pic:cNvPr id="100051" name=""/>
+                    <pic:cNvPicPr>
+                      <a:picLocks noChangeAspect="1"/>
+                    </pic:cNvPicPr>
+                  </pic:nvPicPr>
+                  <pic:blipFill>
+                    <a:blip r:embed="rId61"/>
+                    <a:stretch>
+                      <a:fillRect/>
+                    </a:stretch>
+                  </pic:blipFill>
+                  <pic:spPr>
+                    <a:xfrm>
+                      <a:off x="0" y="0"/>
+                      <a:ext cx="4667250" cy="504825"/>
+                    </a:xfrm>
+                    <a:prstGeom prst="rect">
+                      <a:avLst/>
+                    </a:prstGeom>
+                  </pic:spPr>
+                </pic:pic>
+              </a:graphicData>
+            </a:graphic>
+          </wp:inline>
+        </w:drawing>
+      </w:r>
+    </w:p>
+    <w:p>
+      <w:pPr>
+        <w:shd w:val="clear" w:color="auto" w:fill="auto"/>
+        <w:spacing w:line="300" w:lineRule="auto" w:before="0" w:after="0"/>
+        <w:jc w:val="left"/>
+        <w:rPr>
+          <w:sz w:val="21"/>
           <w:szCs w:val="21"/>
         </w:rPr>
       </w:pPr>
@@ -5031,6 +5143,62 @@
           <w:szCs w:val="21"/>
         </w:rPr>
         <w:t>2.不同色光的临界角：由于不同颜色（频率不同）的光在同一介质中的折射率不同。频率越大的光，折射率也越大，所以不同颜色的光由同一介质射向空气或真空时，频率越大的光的临界角越小，越易发生全反射。</w:t>
+      </w:r>
+    </w:p>
+    <w:p>
+      <w:pPr>
+        <w:shd w:val="clear" w:color="auto" w:fill="auto"/>
+        <w:spacing w:line="300" w:lineRule="auto" w:before="0" w:after="0"/>
+        <w:jc w:val="left"/>
+        <w:rPr>
+          <w:sz w:val="21"/>
+        </w:rPr>
+      </w:pPr>
+      <w:r>
+        <w:rPr>
+          <w:rFonts w:ascii="Times New Roman" w:eastAsia="Times New Roman" w:hAnsi="Times New Roman" w:cs="Times New Roman"/>
+          <w:strike w:val="0"/>
+          <w:kern w:val="0"/>
+          <w:sz w:val="24"/>
+          <w:szCs w:val="24"/>
+          <w:u w:val="none"/>
+        </w:rPr>
+        <w:drawing>
+          <wp:inline>
+            <wp:extent cx="4819650" cy="571500"/>
+            <wp:docPr id="100075" name="" descr="@@@bd2a698445f0445c9cb7672d477e0286"/>
+            <wp:cNvGraphicFramePr>
+              <a:graphicFrameLocks xmlns:a="http://schemas.openxmlformats.org/drawingml/2006/main" noChangeAspect="1"/>
+            </wp:cNvGraphicFramePr>
+            <a:graphic xmlns:a="http://schemas.openxmlformats.org/drawingml/2006/main">
+              <a:graphicData uri="http://schemas.openxmlformats.org/drawingml/2006/picture">
+                <pic:pic xmlns:pic="http://schemas.openxmlformats.org/drawingml/2006/picture">
+                  <pic:nvPicPr>
+                    <pic:cNvPr id="100075" name=""/>
+                    <pic:cNvPicPr>
+                      <a:picLocks noChangeAspect="1"/>
+                    </pic:cNvPicPr>
+                  </pic:nvPicPr>
+                  <pic:blipFill>
+                    <a:blip r:embed="rId62"/>
+                    <a:stretch>
+                      <a:fillRect/>
+                    </a:stretch>
+                  </pic:blipFill>
+                  <pic:spPr>
+                    <a:xfrm>
+                      <a:off x="0" y="0"/>
+                      <a:ext cx="4819650" cy="571500"/>
+                    </a:xfrm>
+                    <a:prstGeom prst="rect">
+                      <a:avLst/>
+                    </a:prstGeom>
+                  </pic:spPr>
+                </pic:pic>
+              </a:graphicData>
+            </a:graphic>
+          </wp:inline>
+        </w:drawing>
       </w:r>
     </w:p>
     <w:p>
@@ -6723,6 +6891,62 @@
         <w:jc w:val="left"/>
         <w:rPr>
           <w:sz w:val="21"/>
+        </w:rPr>
+      </w:pPr>
+      <w:r>
+        <w:rPr>
+          <w:rFonts w:ascii="Times New Roman" w:eastAsia="Times New Roman" w:hAnsi="Times New Roman" w:cs="Times New Roman"/>
+          <w:strike w:val="0"/>
+          <w:kern w:val="0"/>
+          <w:sz w:val="24"/>
+          <w:szCs w:val="24"/>
+          <w:u w:val="none"/>
+        </w:rPr>
+        <w:drawing>
+          <wp:inline>
+            <wp:extent cx="5238750" cy="457200"/>
+            <wp:docPr id="100115" name="" descr="@@@cdb6e3c98ed44a079167619092bb9650"/>
+            <wp:cNvGraphicFramePr>
+              <a:graphicFrameLocks xmlns:a="http://schemas.openxmlformats.org/drawingml/2006/main" noChangeAspect="1"/>
+            </wp:cNvGraphicFramePr>
+            <a:graphic xmlns:a="http://schemas.openxmlformats.org/drawingml/2006/main">
+              <a:graphicData uri="http://schemas.openxmlformats.org/drawingml/2006/picture">
+                <pic:pic xmlns:pic="http://schemas.openxmlformats.org/drawingml/2006/picture">
+                  <pic:nvPicPr>
+                    <pic:cNvPr id="100115" name=""/>
+                    <pic:cNvPicPr>
+                      <a:picLocks noChangeAspect="1"/>
+                    </pic:cNvPicPr>
+                  </pic:nvPicPr>
+                  <pic:blipFill>
+                    <a:blip r:embed="rId55"/>
+                    <a:stretch>
+                      <a:fillRect/>
+                    </a:stretch>
+                  </pic:blipFill>
+                  <pic:spPr>
+                    <a:xfrm>
+                      <a:off x="0" y="0"/>
+                      <a:ext cx="5238750" cy="457200"/>
+                    </a:xfrm>
+                    <a:prstGeom prst="rect">
+                      <a:avLst/>
+                    </a:prstGeom>
+                  </pic:spPr>
+                </pic:pic>
+              </a:graphicData>
+            </a:graphic>
+          </wp:inline>
+        </w:drawing>
+      </w:r>
+    </w:p>
+    <w:p>
+      <w:pPr>
+        <w:shd w:val="clear" w:color="auto" w:fill="auto"/>
+        <w:spacing w:line="300" w:lineRule="auto" w:before="0" w:after="0"/>
+        <w:jc w:val="left"/>
+        <w:rPr>
+          <w:sz w:val="21"/>
           <w:szCs w:val="21"/>
         </w:rPr>
       </w:pPr>
@@ -9687,6 +9911,62 @@
         <w:jc w:val="left"/>
         <w:rPr>
           <w:sz w:val="21"/>
+        </w:rPr>
+      </w:pPr>
+      <w:r>
+        <w:rPr>
+          <w:rFonts w:ascii="Times New Roman" w:eastAsia="Times New Roman" w:hAnsi="Times New Roman" w:cs="Times New Roman"/>
+          <w:strike w:val="0"/>
+          <w:kern w:val="0"/>
+          <w:sz w:val="24"/>
+          <w:szCs w:val="24"/>
+          <w:u w:val="none"/>
+        </w:rPr>
+        <w:drawing>
+          <wp:inline>
+            <wp:extent cx="4362450" cy="552450"/>
+            <wp:docPr id="100139" name="" descr="@@@674e839359094c60b0bb8be248402bed"/>
+            <wp:cNvGraphicFramePr>
+              <a:graphicFrameLocks xmlns:a="http://schemas.openxmlformats.org/drawingml/2006/main" noChangeAspect="1"/>
+            </wp:cNvGraphicFramePr>
+            <a:graphic xmlns:a="http://schemas.openxmlformats.org/drawingml/2006/main">
+              <a:graphicData uri="http://schemas.openxmlformats.org/drawingml/2006/picture">
+                <pic:pic xmlns:pic="http://schemas.openxmlformats.org/drawingml/2006/picture">
+                  <pic:nvPicPr>
+                    <pic:cNvPr id="100139" name=""/>
+                    <pic:cNvPicPr>
+                      <a:picLocks noChangeAspect="1"/>
+                    </pic:cNvPicPr>
+                  </pic:nvPicPr>
+                  <pic:blipFill>
+                    <a:blip r:embed="rId56"/>
+                    <a:stretch>
+                      <a:fillRect/>
+                    </a:stretch>
+                  </pic:blipFill>
+                  <pic:spPr>
+                    <a:xfrm>
+                      <a:off x="0" y="0"/>
+                      <a:ext cx="4362450" cy="552450"/>
+                    </a:xfrm>
+                    <a:prstGeom prst="rect">
+                      <a:avLst/>
+                    </a:prstGeom>
+                  </pic:spPr>
+                </pic:pic>
+              </a:graphicData>
+            </a:graphic>
+          </wp:inline>
+        </w:drawing>
+      </w:r>
+    </w:p>
+    <w:p>
+      <w:pPr>
+        <w:shd w:val="clear" w:color="auto" w:fill="auto"/>
+        <w:spacing w:line="300" w:lineRule="auto" w:before="0" w:after="0"/>
+        <w:jc w:val="left"/>
+        <w:rPr>
+          <w:sz w:val="21"/>
           <w:szCs w:val="21"/>
         </w:rPr>
       </w:pPr>
@@ -12349,6 +12629,62 @@
         <w:jc w:val="left"/>
         <w:rPr>
           <w:sz w:val="21"/>
+        </w:rPr>
+      </w:pPr>
+      <w:r>
+        <w:rPr>
+          <w:rFonts w:ascii="Times New Roman" w:eastAsia="Times New Roman" w:hAnsi="Times New Roman" w:cs="Times New Roman"/>
+          <w:strike w:val="0"/>
+          <w:kern w:val="0"/>
+          <w:sz w:val="24"/>
+          <w:szCs w:val="24"/>
+          <w:u w:val="none"/>
+        </w:rPr>
+        <w:drawing>
+          <wp:inline>
+            <wp:extent cx="5238750" cy="581025"/>
+            <wp:docPr id="100279" name="" descr="@@@93977f050a7346d4b10d3acfcbc535a4"/>
+            <wp:cNvGraphicFramePr>
+              <a:graphicFrameLocks xmlns:a="http://schemas.openxmlformats.org/drawingml/2006/main" noChangeAspect="1"/>
+            </wp:cNvGraphicFramePr>
+            <a:graphic xmlns:a="http://schemas.openxmlformats.org/drawingml/2006/main">
+              <a:graphicData uri="http://schemas.openxmlformats.org/drawingml/2006/picture">
+                <pic:pic xmlns:pic="http://schemas.openxmlformats.org/drawingml/2006/picture">
+                  <pic:nvPicPr>
+                    <pic:cNvPr id="100279" name=""/>
+                    <pic:cNvPicPr>
+                      <a:picLocks noChangeAspect="1"/>
+                    </pic:cNvPicPr>
+                  </pic:nvPicPr>
+                  <pic:blipFill>
+                    <a:blip r:embed="rId57"/>
+                    <a:stretch>
+                      <a:fillRect/>
+                    </a:stretch>
+                  </pic:blipFill>
+                  <pic:spPr>
+                    <a:xfrm>
+                      <a:off x="0" y="0"/>
+                      <a:ext cx="5238750" cy="581025"/>
+                    </a:xfrm>
+                    <a:prstGeom prst="rect">
+                      <a:avLst/>
+                    </a:prstGeom>
+                  </pic:spPr>
+                </pic:pic>
+              </a:graphicData>
+            </a:graphic>
+          </wp:inline>
+        </w:drawing>
+      </w:r>
+    </w:p>
+    <w:p>
+      <w:pPr>
+        <w:shd w:val="clear" w:color="auto" w:fill="auto"/>
+        <w:spacing w:line="300" w:lineRule="auto" w:before="0" w:after="0"/>
+        <w:jc w:val="left"/>
+        <w:rPr>
+          <w:sz w:val="21"/>
           <w:szCs w:val="21"/>
         </w:rPr>
       </w:pPr>
@@ -13256,6 +13592,62 @@
         <w:jc w:val="left"/>
         <w:rPr>
           <w:sz w:val="21"/>
+        </w:rPr>
+      </w:pPr>
+      <w:r>
+        <w:rPr>
+          <w:rFonts w:ascii="Times New Roman" w:eastAsia="Times New Roman" w:hAnsi="Times New Roman" w:cs="Times New Roman"/>
+          <w:strike w:val="0"/>
+          <w:kern w:val="0"/>
+          <w:sz w:val="24"/>
+          <w:szCs w:val="24"/>
+          <w:u w:val="none"/>
+        </w:rPr>
+        <w:drawing>
+          <wp:inline>
+            <wp:extent cx="4514850" cy="638175"/>
+            <wp:docPr id="100193" name="" descr="@@@2214c9e8f6394ff38e9e7122d47097c0"/>
+            <wp:cNvGraphicFramePr>
+              <a:graphicFrameLocks xmlns:a="http://schemas.openxmlformats.org/drawingml/2006/main" noChangeAspect="1"/>
+            </wp:cNvGraphicFramePr>
+            <a:graphic xmlns:a="http://schemas.openxmlformats.org/drawingml/2006/main">
+              <a:graphicData uri="http://schemas.openxmlformats.org/drawingml/2006/picture">
+                <pic:pic xmlns:pic="http://schemas.openxmlformats.org/drawingml/2006/picture">
+                  <pic:nvPicPr>
+                    <pic:cNvPr id="100193" name=""/>
+                    <pic:cNvPicPr>
+                      <a:picLocks noChangeAspect="1"/>
+                    </pic:cNvPicPr>
+                  </pic:nvPicPr>
+                  <pic:blipFill>
+                    <a:blip r:embed="rId58"/>
+                    <a:stretch>
+                      <a:fillRect/>
+                    </a:stretch>
+                  </pic:blipFill>
+                  <pic:spPr>
+                    <a:xfrm>
+                      <a:off x="0" y="0"/>
+                      <a:ext cx="4514850" cy="638175"/>
+                    </a:xfrm>
+                    <a:prstGeom prst="rect">
+                      <a:avLst/>
+                    </a:prstGeom>
+                  </pic:spPr>
+                </pic:pic>
+              </a:graphicData>
+            </a:graphic>
+          </wp:inline>
+        </w:drawing>
+      </w:r>
+    </w:p>
+    <w:p>
+      <w:pPr>
+        <w:shd w:val="clear" w:color="auto" w:fill="auto"/>
+        <w:spacing w:line="300" w:lineRule="auto" w:before="0" w:after="0"/>
+        <w:jc w:val="left"/>
+        <w:rPr>
+          <w:sz w:val="21"/>
           <w:szCs w:val="21"/>
         </w:rPr>
       </w:pPr>
@@ -13841,16 +14233,53 @@
         <w:jc w:val="left"/>
         <w:rPr>
           <w:sz w:val="21"/>
-          <w:szCs w:val="21"/>
-        </w:rPr>
-      </w:pPr>
-      <w:r>
-        <w:rPr>
-          <w:rFonts w:ascii="Times New Roman" w:hAnsi="Times New Roman" w:eastAsia="宋体" w:cs="Times New Roman"/>
-          <w:sz w:val="21"/>
-          <w:szCs w:val="21"/>
-        </w:rPr>
-        <w:t>对偏振方向与透振方向的理解</w:t>
+        </w:rPr>
+      </w:pPr>
+      <w:r>
+        <w:rPr>
+          <w:rFonts w:ascii="Times New Roman" w:eastAsia="Times New Roman" w:hAnsi="Times New Roman" w:cs="Times New Roman"/>
+          <w:strike w:val="0"/>
+          <w:kern w:val="0"/>
+          <w:sz w:val="24"/>
+          <w:szCs w:val="24"/>
+          <w:u w:val="none"/>
+        </w:rPr>
+        <w:drawing>
+          <wp:inline>
+            <wp:extent cx="4381500" cy="609600"/>
+            <wp:docPr id="100207" name="" descr="@@@f5e1680d5ffb46ac92a0b78036d91e7d"/>
+            <wp:cNvGraphicFramePr>
+              <a:graphicFrameLocks xmlns:a="http://schemas.openxmlformats.org/drawingml/2006/main" noChangeAspect="1"/>
+            </wp:cNvGraphicFramePr>
+            <a:graphic xmlns:a="http://schemas.openxmlformats.org/drawingml/2006/main">
+              <a:graphicData uri="http://schemas.openxmlformats.org/drawingml/2006/picture">
+                <pic:pic xmlns:pic="http://schemas.openxmlformats.org/drawingml/2006/picture">
+                  <pic:nvPicPr>
+                    <pic:cNvPr id="100207" name=""/>
+                    <pic:cNvPicPr>
+                      <a:picLocks noChangeAspect="1"/>
+                    </pic:cNvPicPr>
+                  </pic:nvPicPr>
+                  <pic:blipFill>
+                    <a:blip r:embed="rId59"/>
+                    <a:stretch>
+                      <a:fillRect/>
+                    </a:stretch>
+                  </pic:blipFill>
+                  <pic:spPr>
+                    <a:xfrm>
+                      <a:off x="0" y="0"/>
+                      <a:ext cx="4381500" cy="609600"/>
+                    </a:xfrm>
+                    <a:prstGeom prst="rect">
+                      <a:avLst/>
+                    </a:prstGeom>
+                  </pic:spPr>
+                </pic:pic>
+              </a:graphicData>
+            </a:graphic>
+          </wp:inline>
+        </w:drawing>
       </w:r>
     </w:p>
     <w:p>
@@ -13869,7 +14298,7 @@
           <w:sz w:val="21"/>
           <w:szCs w:val="21"/>
         </w:rPr>
-        <w:t>透振方向：偏振片由特定的材料制成，每个偏振片都有一个特定的方向，只有沿着这个方向振动的光波才能顺利通过偏振片，这个方向叫做“透振方向”。</w:t>
+        <w:t>对偏振方向与透振方向的理解</w:t>
       </w:r>
     </w:p>
     <w:p>
@@ -13888,7 +14317,7 @@
           <w:sz w:val="21"/>
           <w:szCs w:val="21"/>
         </w:rPr>
-        <w:t>（1）当偏振光的偏振方向与偏振片的透振方向平行时，透射的光最强；当偏振光的偏振方向与偏振片的透振方向垂直时，光不能穿过偏振片。</w:t>
+        <w:t>透振方向：偏振片由特定的材料制成，每个偏振片都有一个特定的方向，只有沿着这个方向振动的光波才能顺利通过偏振片，这个方向叫做“透振方向”。</w:t>
       </w:r>
     </w:p>
     <w:p>
@@ -13907,7 +14336,82 @@
           <w:sz w:val="21"/>
           <w:szCs w:val="21"/>
         </w:rPr>
+        <w:t>（1）当偏振光的偏振方向与偏振片的透振方向平行时，透射的光最强；当偏振光的偏振方向与偏振片的透振方向垂直时，光不能穿过偏振片。</w:t>
+      </w:r>
+    </w:p>
+    <w:p>
+      <w:pPr>
+        <w:shd w:val="clear" w:color="auto" w:fill="auto"/>
+        <w:spacing w:line="300" w:lineRule="auto" w:before="0" w:after="0"/>
+        <w:jc w:val="left"/>
+        <w:rPr>
+          <w:sz w:val="21"/>
+          <w:szCs w:val="21"/>
+        </w:rPr>
+      </w:pPr>
+      <w:r>
+        <w:rPr>
+          <w:rFonts w:ascii="Times New Roman" w:hAnsi="Times New Roman" w:eastAsia="宋体" w:cs="Times New Roman"/>
+          <w:sz w:val="21"/>
+          <w:szCs w:val="21"/>
+        </w:rPr>
         <w:t>（2）当偏振光的偏振方向与偏振片的透振方向既不平行也不垂直时，则仍会有部分光透过偏振片，只是透过的光的强度介于平行和垂直两种情况之间。</w:t>
+      </w:r>
+    </w:p>
+    <w:p>
+      <w:pPr>
+        <w:shd w:val="clear" w:color="auto" w:fill="auto"/>
+        <w:spacing w:line="300" w:lineRule="auto" w:before="0" w:after="0"/>
+        <w:jc w:val="left"/>
+        <w:rPr>
+          <w:sz w:val="21"/>
+        </w:rPr>
+      </w:pPr>
+      <w:r>
+        <w:rPr>
+          <w:rFonts w:ascii="Times New Roman" w:eastAsia="Times New Roman" w:hAnsi="Times New Roman" w:cs="Times New Roman"/>
+          <w:strike w:val="0"/>
+          <w:kern w:val="0"/>
+          <w:sz w:val="24"/>
+          <w:szCs w:val="24"/>
+          <w:u w:val="none"/>
+        </w:rPr>
+        <w:drawing>
+          <wp:inline>
+            <wp:extent cx="3962400" cy="733425"/>
+            <wp:docPr id="100213" name="" descr="@@@8aac290f4375469586a19f91e5060c57"/>
+            <wp:cNvGraphicFramePr>
+              <a:graphicFrameLocks xmlns:a="http://schemas.openxmlformats.org/drawingml/2006/main" noChangeAspect="1"/>
+            </wp:cNvGraphicFramePr>
+            <a:graphic xmlns:a="http://schemas.openxmlformats.org/drawingml/2006/main">
+              <a:graphicData uri="http://schemas.openxmlformats.org/drawingml/2006/picture">
+                <pic:pic xmlns:pic="http://schemas.openxmlformats.org/drawingml/2006/picture">
+                  <pic:nvPicPr>
+                    <pic:cNvPr id="100213" name=""/>
+                    <pic:cNvPicPr>
+                      <a:picLocks noChangeAspect="1"/>
+                    </pic:cNvPicPr>
+                  </pic:nvPicPr>
+                  <pic:blipFill>
+                    <a:blip r:embed="rId60"/>
+                    <a:stretch>
+                      <a:fillRect/>
+                    </a:stretch>
+                  </pic:blipFill>
+                  <pic:spPr>
+                    <a:xfrm>
+                      <a:off x="0" y="0"/>
+                      <a:ext cx="3962400" cy="733425"/>
+                    </a:xfrm>
+                    <a:prstGeom prst="rect">
+                      <a:avLst/>
+                    </a:prstGeom>
+                  </pic:spPr>
+                </pic:pic>
+              </a:graphicData>
+            </a:graphic>
+          </wp:inline>
+        </w:drawing>
       </w:r>
     </w:p>
     <w:p>

--- a/高中物理/高中物理同步/人教版选必1 第4章 光·简单卷（14题）.docx
+++ b/高中物理/高中物理同步/人教版选必1 第4章 光·简单卷（14题）.docx
@@ -371,11 +371,9 @@
             <w:r>
               <w:rPr>
                 <w:rFonts w:ascii="Times New Roman" w:eastAsia="宋体" w:hAnsi="Times New Roman" w:cs="Times New Roman"/>
-                <w:strike w:val="0"/>
                 <w:kern w:val="0"/>
                 <w:sz w:val="21"/>
                 <w:szCs w:val="21"/>
-                <w:u w:val="none"/>
               </w:rPr>
               <w:drawing>
                 <wp:inline>
@@ -448,11 +446,9 @@
             <w:r>
               <w:rPr>
                 <w:rFonts w:ascii="Times New Roman" w:eastAsia="宋体" w:hAnsi="Times New Roman" w:cs="Times New Roman"/>
-                <w:strike w:val="0"/>
                 <w:kern w:val="0"/>
                 <w:sz w:val="21"/>
                 <w:szCs w:val="21"/>
-                <w:u w:val="none"/>
               </w:rPr>
               <w:drawing>
                 <wp:inline>
@@ -525,11 +521,9 @@
             <w:r>
               <w:rPr>
                 <w:rFonts w:ascii="Times New Roman" w:eastAsia="宋体" w:hAnsi="Times New Roman" w:cs="Times New Roman"/>
-                <w:strike w:val="0"/>
                 <w:kern w:val="0"/>
                 <w:sz w:val="21"/>
                 <w:szCs w:val="21"/>
-                <w:u w:val="none"/>
               </w:rPr>
               <w:drawing>
                 <wp:inline>
@@ -593,11 +587,9 @@
       <w:r>
         <w:rPr>
           <w:rFonts w:ascii="Times New Roman" w:eastAsia="宋体" w:hAnsi="Times New Roman" w:cs="Times New Roman"/>
-          <w:strike w:val="0"/>
           <w:kern w:val="0"/>
           <w:sz w:val="21"/>
           <w:szCs w:val="21"/>
-          <w:u w:val="none"/>
         </w:rPr>
         <w:drawing>
           <wp:inline>
@@ -649,11 +641,9 @@
       <w:r>
         <w:rPr>
           <w:rFonts w:ascii="Times New Roman" w:eastAsia="Times New Roman" w:hAnsi="Times New Roman" w:cs="Times New Roman"/>
-          <w:strike w:val="0"/>
           <w:kern w:val="0"/>
           <w:sz w:val="24"/>
           <w:szCs w:val="24"/>
-          <w:u w:val="none"/>
         </w:rPr>
         <w:drawing>
           <wp:inline>
@@ -968,11 +958,9 @@
       <w:r>
         <w:rPr>
           <w:rFonts w:ascii="Times New Roman" w:eastAsia="宋体" w:hAnsi="Times New Roman" w:cs="Times New Roman"/>
-          <w:strike w:val="0"/>
           <w:kern w:val="0"/>
           <w:sz w:val="21"/>
           <w:szCs w:val="21"/>
-          <w:u w:val="none"/>
         </w:rPr>
         <w:drawing>
           <wp:inline>
@@ -1965,11 +1953,9 @@
       <w:r>
         <w:rPr>
           <w:rFonts w:ascii="Times New Roman" w:eastAsia="宋体" w:hAnsi="Times New Roman" w:cs="Times New Roman"/>
-          <w:strike w:val="0"/>
           <w:kern w:val="0"/>
           <w:sz w:val="21"/>
           <w:szCs w:val="21"/>
-          <w:u w:val="none"/>
         </w:rPr>
         <w:drawing>
           <wp:inline>
@@ -2306,11 +2292,9 @@
       <w:r>
         <w:rPr>
           <w:rFonts w:ascii="Times New Roman" w:eastAsia="宋体" w:hAnsi="Times New Roman" w:cs="Times New Roman"/>
-          <w:strike w:val="0"/>
           <w:kern w:val="0"/>
           <w:sz w:val="21"/>
           <w:szCs w:val="21"/>
-          <w:u w:val="none"/>
         </w:rPr>
         <w:drawing>
           <wp:inline>
@@ -2398,11 +2382,9 @@
       <w:r>
         <w:rPr>
           <w:rFonts w:ascii="Times New Roman" w:eastAsia="宋体" w:hAnsi="Times New Roman" w:cs="Times New Roman"/>
-          <w:strike w:val="0"/>
           <w:kern w:val="0"/>
           <w:sz w:val="21"/>
           <w:szCs w:val="21"/>
-          <w:u w:val="none"/>
         </w:rPr>
         <w:drawing>
           <wp:inline>
@@ -2479,11 +2461,9 @@
       <w:r>
         <w:rPr>
           <w:rFonts w:ascii="Times New Roman" w:eastAsia="宋体" w:hAnsi="Times New Roman" w:cs="Times New Roman"/>
-          <w:strike w:val="0"/>
           <w:kern w:val="0"/>
           <w:sz w:val="21"/>
           <w:szCs w:val="21"/>
-          <w:u w:val="none"/>
         </w:rPr>
         <w:drawing>
           <wp:inline>
@@ -2601,11 +2581,9 @@
       <w:r>
         <w:rPr>
           <w:rFonts w:ascii="Times New Roman" w:eastAsia="宋体" w:hAnsi="Times New Roman" w:cs="Times New Roman"/>
-          <w:strike w:val="0"/>
           <w:kern w:val="0"/>
           <w:sz w:val="21"/>
           <w:szCs w:val="21"/>
-          <w:u w:val="none"/>
         </w:rPr>
         <w:drawing>
           <wp:inline>
@@ -2655,11 +2633,9 @@
       <w:r>
         <w:rPr>
           <w:rFonts w:ascii="Times New Roman" w:eastAsia="宋体" w:hAnsi="Times New Roman" w:cs="Times New Roman"/>
-          <w:strike w:val="0"/>
           <w:kern w:val="0"/>
           <w:sz w:val="21"/>
           <w:szCs w:val="21"/>
-          <w:u w:val="none"/>
         </w:rPr>
         <w:drawing>
           <wp:inline>
@@ -2867,11 +2843,9 @@
       <w:r>
         <w:rPr>
           <w:rFonts w:ascii="Times New Roman" w:eastAsia="宋体" w:hAnsi="Times New Roman" w:cs="Times New Roman"/>
-          <w:strike w:val="0"/>
           <w:kern w:val="0"/>
           <w:sz w:val="21"/>
           <w:szCs w:val="21"/>
-          <w:u w:val="none"/>
         </w:rPr>
         <w:drawing>
           <wp:inline>
@@ -2932,11 +2906,9 @@
       <w:r>
         <w:rPr>
           <w:rFonts w:ascii="Times New Roman" w:eastAsia="宋体" w:hAnsi="Times New Roman" w:cs="Times New Roman"/>
-          <w:strike w:val="0"/>
           <w:kern w:val="0"/>
           <w:sz w:val="21"/>
           <w:szCs w:val="21"/>
-          <w:u w:val="none"/>
         </w:rPr>
         <w:drawing>
           <wp:inline>
@@ -3270,11 +3242,9 @@
       <w:r>
         <w:rPr>
           <w:rFonts w:ascii="Times New Roman" w:eastAsia="宋体" w:hAnsi="Times New Roman" w:cs="Times New Roman"/>
-          <w:strike w:val="0"/>
           <w:kern w:val="0"/>
           <w:sz w:val="21"/>
           <w:szCs w:val="21"/>
-          <w:u w:val="none"/>
         </w:rPr>
         <w:drawing>
           <wp:inline>
@@ -3807,11 +3777,9 @@
       <w:r>
         <w:rPr>
           <w:rFonts w:ascii="Times New Roman" w:eastAsia="宋体" w:hAnsi="Times New Roman" w:cs="Times New Roman"/>
-          <w:strike w:val="0"/>
           <w:kern w:val="0"/>
           <w:sz w:val="21"/>
           <w:szCs w:val="21"/>
-          <w:u w:val="none"/>
         </w:rPr>
         <w:drawing>
           <wp:inline>
@@ -4863,11 +4831,9 @@
       <w:r>
         <w:rPr>
           <w:rFonts w:ascii="Times New Roman" w:eastAsia="Times New Roman" w:hAnsi="Times New Roman" w:cs="Times New Roman"/>
-          <w:strike w:val="0"/>
           <w:kern w:val="0"/>
           <w:sz w:val="24"/>
           <w:szCs w:val="24"/>
-          <w:u w:val="none"/>
         </w:rPr>
         <w:drawing>
           <wp:inline>
@@ -5055,11 +5021,9 @@
       <w:r>
         <w:rPr>
           <w:rFonts w:ascii="Times New Roman" w:eastAsia="宋体" w:hAnsi="Times New Roman" w:cs="Times New Roman"/>
-          <w:strike w:val="0"/>
           <w:kern w:val="0"/>
           <w:sz w:val="21"/>
           <w:szCs w:val="21"/>
-          <w:u w:val="none"/>
         </w:rPr>
         <w:drawing>
           <wp:inline>
@@ -5157,11 +5121,9 @@
       <w:r>
         <w:rPr>
           <w:rFonts w:ascii="Times New Roman" w:eastAsia="Times New Roman" w:hAnsi="Times New Roman" w:cs="Times New Roman"/>
-          <w:strike w:val="0"/>
           <w:kern w:val="0"/>
           <w:sz w:val="24"/>
           <w:szCs w:val="24"/>
-          <w:u w:val="none"/>
         </w:rPr>
         <w:drawing>
           <wp:inline>
@@ -5475,11 +5437,9 @@
             <w:r>
               <w:rPr>
                 <w:rFonts w:ascii="Times New Roman" w:eastAsia="宋体" w:hAnsi="Times New Roman" w:cs="Times New Roman"/>
-                <w:strike w:val="0"/>
                 <w:kern w:val="0"/>
                 <w:sz w:val="21"/>
                 <w:szCs w:val="21"/>
-                <w:u w:val="none"/>
               </w:rPr>
               <w:drawing>
                 <wp:inline>
@@ -5548,11 +5508,9 @@
             <w:r>
               <w:rPr>
                 <w:rFonts w:ascii="Times New Roman" w:eastAsia="宋体" w:hAnsi="Times New Roman" w:cs="Times New Roman"/>
-                <w:strike w:val="0"/>
                 <w:kern w:val="0"/>
                 <w:sz w:val="21"/>
                 <w:szCs w:val="21"/>
-                <w:u w:val="none"/>
               </w:rPr>
               <w:drawing>
                 <wp:inline>
@@ -5621,11 +5579,9 @@
             <w:r>
               <w:rPr>
                 <w:rFonts w:ascii="Times New Roman" w:eastAsia="宋体" w:hAnsi="Times New Roman" w:cs="Times New Roman"/>
-                <w:strike w:val="0"/>
                 <w:kern w:val="0"/>
                 <w:sz w:val="21"/>
                 <w:szCs w:val="21"/>
-                <w:u w:val="none"/>
               </w:rPr>
               <w:drawing>
                 <wp:inline>
@@ -6158,11 +6114,9 @@
       <w:r>
         <w:rPr>
           <w:rFonts w:ascii="Times New Roman" w:eastAsia="宋体" w:hAnsi="Times New Roman" w:cs="Times New Roman"/>
-          <w:strike w:val="0"/>
           <w:kern w:val="0"/>
           <w:sz w:val="21"/>
           <w:szCs w:val="21"/>
-          <w:u w:val="none"/>
         </w:rPr>
         <w:drawing>
           <wp:inline>
@@ -6284,11 +6238,9 @@
       <w:r>
         <w:rPr>
           <w:rFonts w:ascii="Times New Roman" w:eastAsia="宋体" w:hAnsi="Times New Roman" w:cs="Times New Roman"/>
-          <w:strike w:val="0"/>
           <w:kern w:val="0"/>
           <w:sz w:val="21"/>
           <w:szCs w:val="21"/>
-          <w:u w:val="none"/>
         </w:rPr>
         <w:drawing>
           <wp:inline>
@@ -6355,11 +6307,9 @@
       <w:r>
         <w:rPr>
           <w:rFonts w:ascii="Times New Roman" w:eastAsia="宋体" w:hAnsi="Times New Roman" w:cs="Times New Roman"/>
-          <w:strike w:val="0"/>
           <w:kern w:val="0"/>
           <w:sz w:val="21"/>
           <w:szCs w:val="21"/>
-          <w:u w:val="none"/>
         </w:rPr>
         <w:drawing>
           <wp:inline>
@@ -6480,11 +6430,9 @@
       <w:r>
         <w:rPr>
           <w:rFonts w:ascii="Times New Roman" w:eastAsia="宋体" w:hAnsi="Times New Roman" w:cs="Times New Roman"/>
-          <w:strike w:val="0"/>
           <w:kern w:val="0"/>
           <w:sz w:val="21"/>
           <w:szCs w:val="21"/>
-          <w:u w:val="none"/>
         </w:rPr>
         <w:drawing>
           <wp:inline>
@@ -6702,11 +6650,9 @@
       <w:r>
         <w:rPr>
           <w:rFonts w:ascii="Times New Roman" w:eastAsia="宋体" w:hAnsi="Times New Roman" w:cs="Times New Roman"/>
-          <w:strike w:val="0"/>
           <w:kern w:val="0"/>
           <w:sz w:val="21"/>
           <w:szCs w:val="21"/>
-          <w:u w:val="none"/>
         </w:rPr>
         <w:drawing>
           <wp:inline>
@@ -6767,11 +6713,9 @@
       <w:r>
         <w:rPr>
           <w:rFonts w:ascii="Times New Roman" w:eastAsia="宋体" w:hAnsi="Times New Roman" w:cs="Times New Roman"/>
-          <w:strike w:val="0"/>
           <w:kern w:val="0"/>
           <w:sz w:val="21"/>
           <w:szCs w:val="21"/>
-          <w:u w:val="none"/>
         </w:rPr>
         <w:drawing>
           <wp:inline>
@@ -6832,11 +6776,9 @@
       <w:r>
         <w:rPr>
           <w:rFonts w:ascii="Times New Roman" w:eastAsia="宋体" w:hAnsi="Times New Roman" w:cs="Times New Roman"/>
-          <w:strike w:val="0"/>
           <w:kern w:val="0"/>
           <w:sz w:val="21"/>
           <w:szCs w:val="21"/>
-          <w:u w:val="none"/>
         </w:rPr>
         <w:drawing>
           <wp:inline>
@@ -6896,11 +6838,9 @@
       <w:r>
         <w:rPr>
           <w:rFonts w:ascii="Times New Roman" w:eastAsia="Times New Roman" w:hAnsi="Times New Roman" w:cs="Times New Roman"/>
-          <w:strike w:val="0"/>
           <w:kern w:val="0"/>
           <w:sz w:val="24"/>
           <w:szCs w:val="24"/>
-          <w:u w:val="none"/>
         </w:rPr>
         <w:drawing>
           <wp:inline>
@@ -7133,11 +7073,9 @@
       <w:r>
         <w:rPr>
           <w:rFonts w:ascii="Times New Roman" w:eastAsia="宋体" w:hAnsi="Times New Roman" w:cs="Times New Roman"/>
-          <w:strike w:val="0"/>
           <w:kern w:val="0"/>
           <w:sz w:val="21"/>
           <w:szCs w:val="21"/>
-          <w:u w:val="none"/>
         </w:rPr>
         <w:drawing>
           <wp:inline>
@@ -7749,11 +7687,9 @@
       <w:r>
         <w:rPr>
           <w:rFonts w:ascii="Times New Roman" w:eastAsia="宋体" w:hAnsi="Times New Roman" w:cs="Times New Roman"/>
-          <w:strike w:val="0"/>
           <w:kern w:val="0"/>
           <w:sz w:val="21"/>
           <w:szCs w:val="21"/>
-          <w:u w:val="none"/>
         </w:rPr>
         <w:drawing>
           <wp:inline>
@@ -8483,11 +8419,9 @@
       <w:r>
         <w:rPr>
           <w:rFonts w:ascii="Times New Roman" w:eastAsia="宋体" w:hAnsi="Times New Roman" w:cs="Times New Roman"/>
-          <w:strike w:val="0"/>
           <w:kern w:val="0"/>
           <w:sz w:val="21"/>
           <w:szCs w:val="21"/>
-          <w:u w:val="none"/>
         </w:rPr>
         <w:drawing>
           <wp:inline>
@@ -9003,11 +8937,9 @@
       <w:r>
         <w:rPr>
           <w:rFonts w:ascii="Times New Roman" w:eastAsia="宋体" w:hAnsi="Times New Roman" w:cs="Times New Roman"/>
-          <w:strike w:val="0"/>
           <w:kern w:val="0"/>
           <w:sz w:val="21"/>
           <w:szCs w:val="21"/>
-          <w:u w:val="none"/>
         </w:rPr>
         <w:drawing>
           <wp:inline>
@@ -9536,11 +9468,9 @@
       <w:r>
         <w:rPr>
           <w:rFonts w:ascii="Times New Roman" w:eastAsia="宋体" w:hAnsi="Times New Roman" w:cs="Times New Roman"/>
-          <w:strike w:val="0"/>
           <w:kern w:val="0"/>
           <w:sz w:val="21"/>
           <w:szCs w:val="21"/>
-          <w:u w:val="none"/>
         </w:rPr>
         <w:drawing>
           <wp:inline>
@@ -9916,11 +9846,9 @@
       <w:r>
         <w:rPr>
           <w:rFonts w:ascii="Times New Roman" w:eastAsia="Times New Roman" w:hAnsi="Times New Roman" w:cs="Times New Roman"/>
-          <w:strike w:val="0"/>
           <w:kern w:val="0"/>
           <w:sz w:val="24"/>
           <w:szCs w:val="24"/>
-          <w:u w:val="none"/>
         </w:rPr>
         <w:drawing>
           <wp:inline>
@@ -10017,11 +9945,9 @@
       <w:r>
         <w:rPr>
           <w:rFonts w:ascii="Times New Roman" w:eastAsia="宋体" w:hAnsi="Times New Roman" w:cs="Times New Roman"/>
-          <w:strike w:val="0"/>
           <w:kern w:val="0"/>
           <w:sz w:val="21"/>
           <w:szCs w:val="21"/>
-          <w:u w:val="none"/>
         </w:rPr>
         <w:drawing>
           <wp:inline>
@@ -10091,11 +10017,9 @@
       <w:r>
         <w:rPr>
           <w:rFonts w:ascii="Times New Roman" w:eastAsia="宋体" w:hAnsi="Times New Roman" w:cs="Times New Roman"/>
-          <w:strike w:val="0"/>
           <w:kern w:val="0"/>
           <w:sz w:val="21"/>
           <w:szCs w:val="21"/>
-          <w:u w:val="none"/>
         </w:rPr>
         <w:drawing>
           <wp:inline>
@@ -10429,11 +10353,9 @@
       <w:r>
         <w:rPr>
           <w:rFonts w:ascii="Times New Roman" w:eastAsia="宋体" w:hAnsi="Times New Roman" w:cs="Times New Roman"/>
-          <w:strike w:val="0"/>
           <w:kern w:val="0"/>
           <w:sz w:val="21"/>
           <w:szCs w:val="21"/>
-          <w:u w:val="none"/>
         </w:rPr>
         <w:drawing>
           <wp:inline>
@@ -10600,11 +10522,9 @@
       <w:r>
         <w:rPr>
           <w:rFonts w:ascii="Times New Roman" w:eastAsia="宋体" w:hAnsi="Times New Roman" w:cs="Times New Roman"/>
-          <w:strike w:val="0"/>
           <w:kern w:val="0"/>
           <w:sz w:val="21"/>
           <w:szCs w:val="21"/>
-          <w:u w:val="none"/>
         </w:rPr>
         <w:drawing>
           <wp:inline>
@@ -10912,11 +10832,9 @@
       <w:r>
         <w:rPr>
           <w:rFonts w:ascii="Times New Roman" w:eastAsia="宋体" w:hAnsi="Times New Roman" w:cs="Times New Roman"/>
-          <w:strike w:val="0"/>
           <w:kern w:val="0"/>
           <w:sz w:val="21"/>
           <w:szCs w:val="21"/>
-          <w:u w:val="none"/>
         </w:rPr>
         <w:drawing>
           <wp:inline>
@@ -11240,11 +11158,9 @@
       <w:r>
         <w:rPr>
           <w:rFonts w:ascii="Times New Roman" w:eastAsia="宋体" w:hAnsi="Times New Roman" w:cs="Times New Roman"/>
-          <w:strike w:val="0"/>
           <w:kern w:val="0"/>
           <w:sz w:val="21"/>
           <w:szCs w:val="21"/>
-          <w:u w:val="none"/>
         </w:rPr>
         <w:drawing>
           <wp:inline>
@@ -11676,11 +11592,9 @@
       <w:r>
         <w:rPr>
           <w:rFonts w:ascii="Times New Roman" w:eastAsia="宋体" w:hAnsi="Times New Roman" w:cs="Times New Roman"/>
-          <w:strike w:val="0"/>
           <w:kern w:val="0"/>
           <w:sz w:val="21"/>
           <w:szCs w:val="21"/>
-          <w:u w:val="none"/>
         </w:rPr>
         <w:drawing>
           <wp:inline>
@@ -11741,11 +11655,9 @@
       <w:r>
         <w:rPr>
           <w:rFonts w:ascii="Times New Roman" w:eastAsia="宋体" w:hAnsi="Times New Roman" w:cs="Times New Roman"/>
-          <w:strike w:val="0"/>
           <w:kern w:val="0"/>
           <w:sz w:val="21"/>
           <w:szCs w:val="21"/>
-          <w:u w:val="none"/>
         </w:rPr>
         <w:drawing>
           <wp:inline>
@@ -11810,11 +11722,9 @@
       <w:r>
         <w:rPr>
           <w:rFonts w:ascii="Times New Roman" w:eastAsia="宋体" w:hAnsi="Times New Roman" w:cs="Times New Roman"/>
-          <w:strike w:val="0"/>
           <w:kern w:val="0"/>
           <w:sz w:val="21"/>
           <w:szCs w:val="21"/>
-          <w:u w:val="none"/>
         </w:rPr>
         <w:drawing>
           <wp:inline>
@@ -11879,11 +11789,9 @@
       <w:r>
         <w:rPr>
           <w:rFonts w:ascii="Times New Roman" w:eastAsia="宋体" w:hAnsi="Times New Roman" w:cs="Times New Roman"/>
-          <w:strike w:val="0"/>
           <w:kern w:val="0"/>
           <w:sz w:val="21"/>
           <w:szCs w:val="21"/>
-          <w:u w:val="none"/>
         </w:rPr>
         <w:drawing>
           <wp:inline>
@@ -11948,11 +11856,9 @@
       <w:r>
         <w:rPr>
           <w:rFonts w:ascii="Times New Roman" w:eastAsia="宋体" w:hAnsi="Times New Roman" w:cs="Times New Roman"/>
-          <w:strike w:val="0"/>
           <w:kern w:val="0"/>
           <w:sz w:val="21"/>
           <w:szCs w:val="21"/>
-          <w:u w:val="none"/>
         </w:rPr>
         <w:drawing>
           <wp:inline>
@@ -12203,11 +12109,9 @@
       <w:r>
         <w:rPr>
           <w:rFonts w:ascii="Times New Roman" w:eastAsia="宋体" w:hAnsi="Times New Roman" w:cs="Times New Roman"/>
-          <w:strike w:val="0"/>
           <w:kern w:val="0"/>
           <w:sz w:val="21"/>
           <w:szCs w:val="21"/>
-          <w:u w:val="none"/>
         </w:rPr>
         <w:drawing>
           <wp:inline>
@@ -12634,11 +12538,9 @@
       <w:r>
         <w:rPr>
           <w:rFonts w:ascii="Times New Roman" w:eastAsia="Times New Roman" w:hAnsi="Times New Roman" w:cs="Times New Roman"/>
-          <w:strike w:val="0"/>
           <w:kern w:val="0"/>
           <w:sz w:val="24"/>
           <w:szCs w:val="24"/>
-          <w:u w:val="none"/>
         </w:rPr>
         <w:drawing>
           <wp:inline>
@@ -12803,11 +12705,9 @@
       <w:r>
         <w:rPr>
           <w:rFonts w:ascii="Times New Roman" w:eastAsia="宋体" w:hAnsi="Times New Roman" w:cs="Times New Roman"/>
-          <w:strike w:val="0"/>
           <w:kern w:val="0"/>
           <w:sz w:val="21"/>
           <w:szCs w:val="21"/>
-          <w:u w:val="none"/>
         </w:rPr>
         <w:drawing>
           <wp:inline>
@@ -12942,11 +12842,9 @@
       <w:r>
         <w:rPr>
           <w:rFonts w:ascii="Times New Roman" w:eastAsia="宋体" w:hAnsi="Times New Roman" w:cs="Times New Roman"/>
-          <w:strike w:val="0"/>
           <w:kern w:val="0"/>
           <w:sz w:val="21"/>
           <w:szCs w:val="21"/>
-          <w:u w:val="none"/>
         </w:rPr>
         <w:drawing>
           <wp:inline>
@@ -13299,11 +13197,9 @@
       <w:r>
         <w:rPr>
           <w:rFonts w:ascii="Times New Roman" w:eastAsia="宋体" w:hAnsi="Times New Roman" w:cs="Times New Roman"/>
-          <w:strike w:val="0"/>
           <w:kern w:val="0"/>
           <w:sz w:val="21"/>
           <w:szCs w:val="21"/>
-          <w:u w:val="none"/>
         </w:rPr>
         <w:drawing>
           <wp:inline>
@@ -13389,11 +13285,9 @@
       <w:r>
         <w:rPr>
           <w:rFonts w:ascii="Times New Roman" w:eastAsia="宋体" w:hAnsi="Times New Roman" w:cs="Times New Roman"/>
-          <w:strike w:val="0"/>
           <w:kern w:val="0"/>
           <w:sz w:val="21"/>
           <w:szCs w:val="21"/>
-          <w:u w:val="none"/>
         </w:rPr>
         <w:drawing>
           <wp:inline>
@@ -13597,11 +13491,9 @@
       <w:r>
         <w:rPr>
           <w:rFonts w:ascii="Times New Roman" w:eastAsia="Times New Roman" w:hAnsi="Times New Roman" w:cs="Times New Roman"/>
-          <w:strike w:val="0"/>
           <w:kern w:val="0"/>
           <w:sz w:val="24"/>
           <w:szCs w:val="24"/>
-          <w:u w:val="none"/>
         </w:rPr>
         <w:drawing>
           <wp:inline>
@@ -13730,11 +13622,9 @@
       <w:r>
         <w:rPr>
           <w:rFonts w:ascii="Times New Roman" w:eastAsia="宋体" w:hAnsi="Times New Roman" w:cs="Times New Roman"/>
-          <w:strike w:val="0"/>
           <w:kern w:val="0"/>
           <w:sz w:val="21"/>
           <w:szCs w:val="21"/>
-          <w:u w:val="none"/>
         </w:rPr>
         <w:drawing>
           <wp:inline>
@@ -13825,11 +13715,9 @@
       <w:r>
         <w:rPr>
           <w:rFonts w:ascii="Times New Roman" w:eastAsia="宋体" w:hAnsi="Times New Roman" w:cs="Times New Roman"/>
-          <w:strike w:val="0"/>
           <w:kern w:val="0"/>
           <w:sz w:val="21"/>
           <w:szCs w:val="21"/>
-          <w:u w:val="none"/>
         </w:rPr>
         <w:drawing>
           <wp:inline>
@@ -13935,11 +13823,9 @@
       <w:r>
         <w:rPr>
           <w:rFonts w:ascii="Times New Roman" w:eastAsia="宋体" w:hAnsi="Times New Roman" w:cs="Times New Roman"/>
-          <w:strike w:val="0"/>
           <w:kern w:val="0"/>
           <w:sz w:val="21"/>
           <w:szCs w:val="21"/>
-          <w:u w:val="none"/>
         </w:rPr>
         <w:drawing>
           <wp:inline>
@@ -14238,11 +14124,9 @@
       <w:r>
         <w:rPr>
           <w:rFonts w:ascii="Times New Roman" w:eastAsia="Times New Roman" w:hAnsi="Times New Roman" w:cs="Times New Roman"/>
-          <w:strike w:val="0"/>
           <w:kern w:val="0"/>
           <w:sz w:val="24"/>
           <w:szCs w:val="24"/>
-          <w:u w:val="none"/>
         </w:rPr>
         <w:drawing>
           <wp:inline>
@@ -14370,11 +14254,9 @@
       <w:r>
         <w:rPr>
           <w:rFonts w:ascii="Times New Roman" w:eastAsia="Times New Roman" w:hAnsi="Times New Roman" w:cs="Times New Roman"/>
-          <w:strike w:val="0"/>
           <w:kern w:val="0"/>
           <w:sz w:val="24"/>
           <w:szCs w:val="24"/>
-          <w:u w:val="none"/>
         </w:rPr>
         <w:drawing>
           <wp:inline>
@@ -14446,11 +14328,9 @@
       <w:r>
         <w:rPr>
           <w:rFonts w:ascii="Times New Roman" w:eastAsia="宋体" w:hAnsi="Times New Roman" w:cs="Times New Roman"/>
-          <w:strike w:val="0"/>
           <w:kern w:val="0"/>
           <w:sz w:val="21"/>
           <w:szCs w:val="21"/>
-          <w:u w:val="none"/>
         </w:rPr>
         <w:drawing>
           <wp:inline>
@@ -15385,7 +15265,8 @@
     <w:sectPr>
       <w:footerReference w:type="default" r:id="rId9"/>
       <w:pgSz w:w="11906" w:h="16838"/>
-      <w:pgMar w:top="720" w:right="720" w:bottom="720" w:left="720" w:header="720" w:footer="720" w:gutter="0"/>
+      <w:pgMar w:top="850" w:right="850" w:bottom="850" w:left="850" w:header="850" w:footer="850" w:gutter="0"/>
+      <w:pgNumType w:start="1"/>
       <w:cols w:space="720"/>
       <w:docGrid w:linePitch="360"/>
     </w:sectPr>
@@ -15394,79 +15275,58 @@
 </file>
 
 <file path=word/footer1.xml><?xml version="1.0" encoding="utf-8"?>
-<w:ftr xmlns:m="http://schemas.openxmlformats.org/officeDocument/2006/math" xmlns:mc="http://schemas.openxmlformats.org/markup-compatibility/2006" xmlns:mo="http://schemas.microsoft.com/office/mac/office/2008/main" xmlns:mv="urn:schemas-microsoft-com:mac:vml" xmlns:o="urn:schemas-microsoft-com:office:office" xmlns:r="http://schemas.openxmlformats.org/officeDocument/2006/relationships" xmlns:v="urn:schemas-microsoft-com:vml" xmlns:w10="urn:schemas-microsoft-com:office:word" xmlns:w14="http://schemas.microsoft.com/office/word/2010/wordml" xmlns:w="http://schemas.openxmlformats.org/wordprocessingml/2006/main" xmlns:wne="http://schemas.microsoft.com/office/word/2006/wordml" xmlns:wp14="http://schemas.microsoft.com/office/word/2010/wordprocessingDrawing" xmlns:wp="http://schemas.openxmlformats.org/drawingml/2006/wordprocessingDrawing" xmlns:wpc="http://schemas.microsoft.com/office/word/2010/wordprocessingCanvas" xmlns:wpg="http://schemas.microsoft.com/office/word/2010/wordprocessingGroup" xmlns:wpi="http://schemas.microsoft.com/office/word/2010/wordprocessingInk" xmlns:wps="http://schemas.microsoft.com/office/word/2010/wordprocessingShape" mc:Ignorable="w14 wp14">
+<w:ftr xmlns:w="http://schemas.openxmlformats.org/wordprocessingml/2006/main" xmlns:r="http://schemas.openxmlformats.org/officeDocument/2006/relationships">
   <w:p>
     <w:pPr>
-      <w:pStyle w:val="Footer"/>
       <w:jc w:val="center"/>
     </w:pPr>
     <w:r>
       <w:rPr>
-        <w:rFonts w:ascii="Times New Roman" w:hAnsi="Times New Roman" w:eastAsia="宋体" w:cs="Times New Roman"/>
+        <w:rFonts w:ascii="Times New Roman" w:hAnsi="Times New Roman" w:eastAsia="宋体"/>
         <w:sz w:val="21"/>
         <w:szCs w:val="21"/>
       </w:rPr>
+      <w:t xml:space="preserve">第4章·简单　</w:t>
+    </w:r>
+    <w:r>
+      <w:rPr>
+        <w:rFonts w:ascii="Times New Roman" w:hAnsi="Times New Roman" w:eastAsia="宋体"/>
+        <w:sz w:val="21"/>
+        <w:szCs w:val="21"/>
+      </w:rPr>
       <w:t xml:space="preserve">第</w:t>
     </w:r>
+    <w:fldSimple w:instr=" PAGE ">
+      <w:r>
+        <w:rPr>
+          <w:rFonts w:ascii="Times New Roman" w:hAnsi="Times New Roman" w:eastAsia="宋体"/>
+          <w:sz w:val="21"/>
+          <w:szCs w:val="21"/>
+        </w:rPr>
+        <w:t xml:space="preserve">1</w:t>
+      </w:r>
+    </w:fldSimple>
     <w:r>
       <w:rPr>
-        <w:rFonts w:ascii="Times New Roman" w:hAnsi="Times New Roman" w:eastAsia="宋体" w:cs="Times New Roman"/>
+        <w:rFonts w:ascii="Times New Roman" w:hAnsi="Times New Roman" w:eastAsia="宋体"/>
         <w:sz w:val="21"/>
         <w:szCs w:val="21"/>
       </w:rPr>
-      <w:fldChar w:fldCharType="begin"/>
-    </w:r>
-    <w:r>
-      <w:rPr>
-        <w:rFonts w:ascii="Times New Roman" w:hAnsi="Times New Roman" w:eastAsia="宋体" w:cs="Times New Roman"/>
-        <w:sz w:val="21"/>
-        <w:szCs w:val="21"/>
-      </w:rPr>
-      <w:instrText xml:space="preserve"> PAGE </w:instrText>
-    </w:r>
-    <w:r>
-      <w:rPr>
-        <w:rFonts w:ascii="Times New Roman" w:hAnsi="Times New Roman" w:eastAsia="宋体" w:cs="Times New Roman"/>
-        <w:sz w:val="21"/>
-        <w:szCs w:val="21"/>
-      </w:rPr>
-      <w:fldChar w:fldCharType="end"/>
-    </w:r>
-    <w:r>
-      <w:rPr>
-        <w:rFonts w:ascii="Times New Roman" w:hAnsi="Times New Roman" w:eastAsia="宋体" w:cs="Times New Roman"/>
-        <w:sz w:val="21"/>
-        <w:szCs w:val="21"/>
-      </w:rPr>
       <w:t xml:space="preserve">页（共</w:t>
     </w:r>
+    <w:fldSimple w:instr=" NUMPAGES ">
+      <w:r>
+        <w:rPr>
+          <w:rFonts w:ascii="Times New Roman" w:hAnsi="Times New Roman" w:eastAsia="宋体"/>
+          <w:sz w:val="21"/>
+          <w:szCs w:val="21"/>
+        </w:rPr>
+        <w:t xml:space="preserve">1</w:t>
+      </w:r>
+    </w:fldSimple>
     <w:r>
       <w:rPr>
-        <w:rFonts w:ascii="Times New Roman" w:hAnsi="Times New Roman" w:eastAsia="宋体" w:cs="Times New Roman"/>
-        <w:sz w:val="21"/>
-        <w:szCs w:val="21"/>
-      </w:rPr>
-      <w:fldChar w:fldCharType="begin"/>
-    </w:r>
-    <w:r>
-      <w:rPr>
-        <w:rFonts w:ascii="Times New Roman" w:hAnsi="Times New Roman" w:eastAsia="宋体" w:cs="Times New Roman"/>
-        <w:sz w:val="21"/>
-        <w:szCs w:val="21"/>
-      </w:rPr>
-      <w:instrText xml:space="preserve"> NUMPAGES </w:instrText>
-    </w:r>
-    <w:r>
-      <w:rPr>
-        <w:rFonts w:ascii="Times New Roman" w:hAnsi="Times New Roman" w:eastAsia="宋体" w:cs="Times New Roman"/>
-        <w:sz w:val="21"/>
-        <w:szCs w:val="21"/>
-      </w:rPr>
-      <w:fldChar w:fldCharType="end"/>
-    </w:r>
-    <w:r>
-      <w:rPr>
-        <w:rFonts w:ascii="Times New Roman" w:hAnsi="Times New Roman" w:eastAsia="宋体" w:cs="Times New Roman"/>
+        <w:rFonts w:ascii="Times New Roman" w:hAnsi="Times New Roman" w:eastAsia="宋体"/>
         <w:sz w:val="21"/>
         <w:szCs w:val="21"/>
       </w:rPr>

--- a/高中物理/高中物理同步/人教版选必1 第4章 光·简单卷（14题）.docx
+++ b/高中物理/高中物理同步/人教版选必1 第4章 光·简单卷（14题）.docx
@@ -44,7 +44,7 @@
           <w:sz w:val="21"/>
           <w:szCs w:val="21"/>
         </w:rPr>
-        <w:t>1.光的传播方向：当光从一种介质垂直进入另一种介质时，传播方向不变；斜射时，传播方向改变。</w:t>
+        <w:t>1．光的传播方向：当光从一种介质垂直进入另一种介质时，传播方向不变；斜射时，传播方向改变。</w:t>
       </w:r>
     </w:p>
     <w:p>
@@ -59,7 +59,7 @@
           <w:sz w:val="21"/>
           <w:szCs w:val="21"/>
         </w:rPr>
-        <w:t>2.光的传播速度：光从一种介质进入另一种介质时，传播速度一定发生变化。</w:t>
+        <w:t>2．光的传播速度：光从一种介质进入另一种介质时，传播速度一定发生变化。</w:t>
       </w:r>
     </w:p>
     <w:p>
@@ -89,7 +89,7 @@
           <w:sz w:val="21"/>
           <w:szCs w:val="21"/>
         </w:rPr>
-        <w:t>3.光的折射中入射角与折射角的大小关系：当光从折射率小的介质斜射入折射率大的介质时，入射角大于折射角，当光从折射率大的介质斜射入折射率小的介质时，入射角小于折射角。</w:t>
+        <w:t>3．光的折射中入射角与折射角的大小关系：当光从折射率小的介质斜射入折射率大的介质时，入射角大于折射角，当光从折射率大的介质斜射入折射率小的介质时，入射角小于折射角。</w:t>
       </w:r>
     </w:p>
     <w:p>
@@ -104,7 +104,7 @@
           <w:sz w:val="21"/>
           <w:szCs w:val="21"/>
         </w:rPr>
-        <w:t>4.反射定律和折射定律应用的步骤</w:t>
+        <w:t>4．反射定律和折射定律应用的步骤</w:t>
       </w:r>
     </w:p>
     <w:p>
@@ -164,7 +164,7 @@
           <w:sz w:val="21"/>
           <w:szCs w:val="21"/>
         </w:rPr>
-        <w:t>5.光路控制</w:t>
+        <w:t>5．光路控制</w:t>
       </w:r>
     </w:p>
     <w:tbl>
@@ -794,7 +794,7 @@
           <w:sz w:val="21"/>
           <w:szCs w:val="21"/>
         </w:rPr>
-        <w:t>1.把白纸用图钉钉在木板上。</w:t>
+        <w:t>1．把白纸用图钉钉在木板上。</w:t>
       </w:r>
     </w:p>
     <w:p>
@@ -813,7 +813,7 @@
           <w:sz w:val="21"/>
           <w:szCs w:val="21"/>
         </w:rPr>
-        <w:t>2.用直尺画一条平行于玻璃砖一个面的一条线</w:t>
+        <w:t>2．用直尺画一条平行于玻璃砖一个面的一条线</w:t>
       </w:r>
       <w:r>
         <w:rPr>
@@ -1016,7 +1016,7 @@
           <w:sz w:val="21"/>
           <w:szCs w:val="21"/>
         </w:rPr>
-        <w:t>3.在</w:t>
+        <w:t>3．在</w:t>
       </w:r>
       <w:r>
         <w:rPr>
@@ -1123,7 +1123,7 @@
           <w:sz w:val="21"/>
           <w:szCs w:val="21"/>
         </w:rPr>
-        <w:t>4.沿玻璃砖的另一侧面用直尺画一条直线</w:t>
+        <w:t>4．沿玻璃砖的另一侧面用直尺画一条直线</w:t>
       </w:r>
       <w:r>
         <w:rPr>
@@ -1159,7 +1159,7 @@
           <w:sz w:val="21"/>
           <w:szCs w:val="21"/>
         </w:rPr>
-        <w:t>5.在玻璃砖的</w:t>
+        <w:t>5．在玻璃砖的</w:t>
       </w:r>
       <w:r>
         <w:rPr>
@@ -1374,7 +1374,7 @@
           <w:sz w:val="21"/>
           <w:szCs w:val="21"/>
         </w:rPr>
-        <w:t>6.在玻璃砖</w:t>
+        <w:t>6．在玻璃砖</w:t>
       </w:r>
       <w:r>
         <w:rPr>
@@ -1545,7 +1545,7 @@
           <w:sz w:val="21"/>
           <w:szCs w:val="21"/>
         </w:rPr>
-        <w:t>7.记下</w:t>
+        <w:t>7．记下</w:t>
       </w:r>
       <w:r>
         <w:rPr>
@@ -1793,7 +1793,7 @@
           <w:sz w:val="21"/>
           <w:szCs w:val="21"/>
         </w:rPr>
-        <w:t>8.用量角器量出入射角</w:t>
+        <w:t>8．用量角器量出入射角</w:t>
       </w:r>
       <w:r>
         <w:rPr>
@@ -1866,7 +1866,7 @@
           <w:sz w:val="21"/>
           <w:szCs w:val="21"/>
         </w:rPr>
-        <w:t>9.改变入射角</w:t>
+        <w:t>9．改变入射角</w:t>
       </w:r>
       <w:r>
         <w:rPr>
@@ -1931,7 +1931,7 @@
           <w:sz w:val="21"/>
           <w:szCs w:val="21"/>
         </w:rPr>
-        <w:t>1.计算法：通过多次测量入射角和折射角，得出多组入射角和折射角的正弦值，再代入</w:t>
+        <w:t>1．计算法：通过多次测量入射角和折射角，得出多组入射角和折射角的正弦值，再代入</w:t>
       </w:r>
       <w:r>
         <w:rPr>
@@ -2036,7 +2036,7 @@
           <w:sz w:val="21"/>
           <w:szCs w:val="21"/>
         </w:rPr>
-        <w:t>2.单位圆法</w:t>
+        <w:t>2．单位圆法</w:t>
       </w:r>
     </w:p>
     <w:p>
@@ -2767,7 +2767,7 @@
           <w:sz w:val="21"/>
           <w:szCs w:val="21"/>
         </w:rPr>
-        <w:t xml:space="preserve">3.图像法：求出多组对应的入射角与折射角的正弦值，作出sin </w:t>
+        <w:t xml:space="preserve">3．图像法：求出多组对应的入射角与折射角的正弦值，作出sin </w:t>
       </w:r>
       <w:r>
         <w:rPr>
@@ -2983,7 +2983,7 @@
           <w:sz w:val="21"/>
           <w:szCs w:val="21"/>
         </w:rPr>
-        <w:t>1.实验中，玻璃砖在纸上的位置不可移动。</w:t>
+        <w:t>1．实验中，玻璃砖在纸上的位置不可移动。</w:t>
       </w:r>
     </w:p>
     <w:p>
@@ -3002,7 +3002,7 @@
           <w:sz w:val="21"/>
           <w:szCs w:val="21"/>
         </w:rPr>
-        <w:t>2.不能用手触摸玻璃砖光洁的光学面，更不能把玻璃砖当尺子用。</w:t>
+        <w:t>2．不能用手触摸玻璃砖光洁的光学面，更不能把玻璃砖当尺子用。</w:t>
       </w:r>
     </w:p>
     <w:p>
@@ -3021,7 +3021,7 @@
           <w:sz w:val="21"/>
           <w:szCs w:val="21"/>
         </w:rPr>
-        <w:t>3.大头针应竖直插在白纸上，且玻璃砖每一侧两枚大头针</w:t>
+        <w:t>3．大头针应竖直插在白纸上，且玻璃砖每一侧两枚大头针</w:t>
       </w:r>
       <w:r>
         <w:rPr>
@@ -3148,7 +3148,7 @@
           <w:sz w:val="21"/>
           <w:szCs w:val="21"/>
         </w:rPr>
-        <w:t>4.实验中入射角不宜过小或过大，否则会使测量误差增大。</w:t>
+        <w:t>4．实验中入射角不宜过小或过大，否则会使测量误差增大。</w:t>
       </w:r>
     </w:p>
     <w:p>
@@ -3857,6 +3857,11 @@
         <w:t>A．选择的入射角应尽量小些</w:t>
       </w:r>
       <w:r>
+        <w:rPr>
+          <w:rFonts w:ascii="Times New Roman" w:hAnsi="Times New Roman" w:eastAsia="宋体" w:cs="Times New Roman"/>
+          <w:sz w:val="21"/>
+          <w:szCs w:val="21"/>
+        </w:rPr>
         <w:t>；</w:t>
       </w:r>
       <w:r>
@@ -3868,6 +3873,11 @@
         <w:t>B．没有刻度尺时，可以将玻璃砖界面当尺子画界线</w:t>
       </w:r>
       <w:r>
+        <w:rPr>
+          <w:rFonts w:ascii="Times New Roman" w:hAnsi="Times New Roman" w:eastAsia="宋体" w:cs="Times New Roman"/>
+          <w:sz w:val="21"/>
+          <w:szCs w:val="21"/>
+        </w:rPr>
         <w:t>；</w:t>
       </w:r>
       <w:r>
@@ -4889,7 +4899,7 @@
           <w:sz w:val="21"/>
           <w:szCs w:val="21"/>
         </w:rPr>
-        <w:t>1.全反射现象</w:t>
+        <w:t>1．全反射现象</w:t>
       </w:r>
     </w:p>
     <w:p>
@@ -5106,7 +5116,7 @@
           <w:sz w:val="21"/>
           <w:szCs w:val="21"/>
         </w:rPr>
-        <w:t>2.不同色光的临界角：由于不同颜色（频率不同）的光在同一介质中的折射率不同。频率越大的光，折射率也越大，所以不同颜色的光由同一介质射向空气或真空时，频率越大的光的临界角越小，越易发生全反射。</w:t>
+        <w:t>2．不同色光的临界角：由于不同颜色（频率不同）的光在同一介质中的折射率不同。频率越大的光，折射率也越大，所以不同颜色的光由同一介质射向空气或真空时，频率越大的光的临界角越小，越易发生全反射。</w:t>
       </w:r>
     </w:p>
     <w:p>
@@ -5179,7 +5189,7 @@
           <w:sz w:val="21"/>
           <w:szCs w:val="21"/>
         </w:rPr>
-        <w:t>1.全反射棱镜</w:t>
+        <w:t>1．全反射棱镜</w:t>
       </w:r>
     </w:p>
     <w:tbl>
@@ -6098,7 +6108,7 @@
           <w:sz w:val="21"/>
           <w:szCs w:val="21"/>
         </w:rPr>
-        <w:t>2.光导纤维</w:t>
+        <w:t>2．光导纤维</w:t>
       </w:r>
     </w:p>
     <w:p>
@@ -6915,7 +6925,7 @@
           <w:sz w:val="21"/>
           <w:szCs w:val="21"/>
         </w:rPr>
-        <w:t>1.做光路图时需要在折射或全反射面画出法线，入射角、反射角、折射角、全反射临界角均是光线和法线的夹角；</w:t>
+        <w:t>1．做光路图时需要在折射或全反射面画出法线，入射角、反射角、折射角、全反射临界角均是光线和法线的夹角；</w:t>
       </w:r>
     </w:p>
     <w:p>
@@ -6934,7 +6944,7 @@
           <w:sz w:val="21"/>
           <w:szCs w:val="21"/>
         </w:rPr>
-        <w:t>2.光线从光密介质进入光疏介质时，需要在接触面考虑是否能发生全反射；</w:t>
+        <w:t>2．光线从光密介质进入光疏介质时，需要在接触面考虑是否能发生全反射；</w:t>
       </w:r>
     </w:p>
     <w:p>
@@ -6953,7 +6963,7 @@
           <w:sz w:val="21"/>
           <w:szCs w:val="21"/>
         </w:rPr>
-        <w:t>3.临界问题，如恰好不能穿过某个界面、恰好能照射到某个位置、照射的最大面积等，多和界面发生全反射有关。</w:t>
+        <w:t>3．临界问题，如恰好不能穿过某个界面、恰好能照射到某个位置、照射的最大面积等，多和界面发生全反射有关。</w:t>
       </w:r>
     </w:p>
     <w:p>
@@ -7151,6 +7161,11 @@
         <w:t>的折射率较小</w:t>
       </w:r>
       <w:r>
+        <w:rPr>
+          <w:rFonts w:ascii="Times New Roman" w:hAnsi="Times New Roman" w:eastAsia="宋体" w:cs="Times New Roman"/>
+          <w:sz w:val="21"/>
+          <w:szCs w:val="21"/>
+        </w:rPr>
         <w:t>；</w:t>
       </w:r>
       <w:r>
@@ -7179,6 +7194,11 @@
         <w:t>在玻璃中的传播速度较小</w:t>
       </w:r>
       <w:r>
+        <w:rPr>
+          <w:rFonts w:ascii="Times New Roman" w:hAnsi="Times New Roman" w:eastAsia="宋体" w:cs="Times New Roman"/>
+          <w:sz w:val="21"/>
+          <w:szCs w:val="21"/>
+        </w:rPr>
         <w:t>；</w:t>
       </w:r>
       <w:r>
@@ -7207,6 +7227,11 @@
         <w:t>发生全反射的临界角较大</w:t>
       </w:r>
       <w:r>
+        <w:rPr>
+          <w:rFonts w:ascii="Times New Roman" w:hAnsi="Times New Roman" w:eastAsia="宋体" w:cs="Times New Roman"/>
+          <w:sz w:val="21"/>
+          <w:szCs w:val="21"/>
+        </w:rPr>
         <w:t>；</w:t>
       </w:r>
       <w:r>
@@ -8533,6 +8558,11 @@
         </m:f>
       </m:oMath>
       <w:r>
+        <w:rPr>
+          <w:rFonts w:ascii="Times New Roman" w:hAnsi="Times New Roman" w:eastAsia="宋体" w:cs="Times New Roman"/>
+          <w:sz w:val="21"/>
+          <w:szCs w:val="21"/>
+        </w:rPr>
         <w:t>；</w:t>
       </w:r>
       <w:r>
@@ -8597,6 +8627,11 @@
         </m:f>
       </m:oMath>
       <w:r>
+        <w:rPr>
+          <w:rFonts w:ascii="Times New Roman" w:hAnsi="Times New Roman" w:eastAsia="宋体" w:cs="Times New Roman"/>
+          <w:sz w:val="21"/>
+          <w:szCs w:val="21"/>
+        </w:rPr>
         <w:t>；</w:t>
       </w:r>
       <w:r>
@@ -8608,6 +8643,11 @@
         <w:t>C．潜水员潜得越深，圆锥的顶角越大</w:t>
       </w:r>
       <w:r>
+        <w:rPr>
+          <w:rFonts w:ascii="Times New Roman" w:hAnsi="Times New Roman" w:eastAsia="宋体" w:cs="Times New Roman"/>
+          <w:sz w:val="21"/>
+          <w:szCs w:val="21"/>
+        </w:rPr>
         <w:t>；</w:t>
       </w:r>
       <w:r>
@@ -8998,6 +9038,11 @@
         <w:t>A．此现象体现了光的全反射原理</w:t>
       </w:r>
       <w:r>
+        <w:rPr>
+          <w:rFonts w:ascii="Times New Roman" w:hAnsi="Times New Roman" w:eastAsia="宋体" w:cs="Times New Roman"/>
+          <w:sz w:val="21"/>
+          <w:szCs w:val="21"/>
+        </w:rPr>
         <w:t>；</w:t>
       </w:r>
       <w:r>
@@ -9037,6 +9082,11 @@
         </m:rad>
       </m:oMath>
       <w:r>
+        <w:rPr>
+          <w:rFonts w:ascii="Times New Roman" w:hAnsi="Times New Roman" w:eastAsia="宋体" w:cs="Times New Roman"/>
+          <w:sz w:val="21"/>
+          <w:szCs w:val="21"/>
+        </w:rPr>
         <w:t>；</w:t>
       </w:r>
       <w:r>
@@ -9048,6 +9098,11 @@
         <w:t>C．光从玻璃进入空气，波长变长</w:t>
       </w:r>
       <w:r>
+        <w:rPr>
+          <w:rFonts w:ascii="Times New Roman" w:hAnsi="Times New Roman" w:eastAsia="宋体" w:cs="Times New Roman"/>
+          <w:sz w:val="21"/>
+          <w:szCs w:val="21"/>
+        </w:rPr>
         <w:t>；</w:t>
       </w:r>
       <w:r>
@@ -9529,6 +9584,11 @@
         <w:t>A．激光束发生弯曲是因为激光在水流与空气的分界面发生了折射</w:t>
       </w:r>
       <w:r>
+        <w:rPr>
+          <w:rFonts w:ascii="Times New Roman" w:hAnsi="Times New Roman" w:eastAsia="宋体" w:cs="Times New Roman"/>
+          <w:sz w:val="21"/>
+          <w:szCs w:val="21"/>
+        </w:rPr>
         <w:t>；</w:t>
       </w:r>
       <w:r>
@@ -9540,6 +9600,11 @@
         <w:t>B．激光在水中的传播速度大于其在空气中的传播速度</w:t>
       </w:r>
       <w:r>
+        <w:rPr>
+          <w:rFonts w:ascii="Times New Roman" w:hAnsi="Times New Roman" w:eastAsia="宋体" w:cs="Times New Roman"/>
+          <w:sz w:val="21"/>
+          <w:szCs w:val="21"/>
+        </w:rPr>
         <w:t>；</w:t>
       </w:r>
       <w:r>
@@ -9551,6 +9616,11 @@
         <w:t>C．瓶中液体折射率越大，激光越容易沿水流传播</w:t>
       </w:r>
       <w:r>
+        <w:rPr>
+          <w:rFonts w:ascii="Times New Roman" w:hAnsi="Times New Roman" w:eastAsia="宋体" w:cs="Times New Roman"/>
+          <w:sz w:val="21"/>
+          <w:szCs w:val="21"/>
+        </w:rPr>
         <w:t>；</w:t>
       </w:r>
       <w:r>
@@ -9904,7 +9974,7 @@
           <w:sz w:val="21"/>
           <w:szCs w:val="21"/>
         </w:rPr>
-        <w:t>1.双缝干涉</w:t>
+        <w:t>1．双缝干涉</w:t>
       </w:r>
     </w:p>
     <w:p>
@@ -10208,7 +10278,7 @@
           <w:vertAlign w:val="subscript"/>
           <w:szCs w:val="21"/>
         </w:rPr>
-        <w:t>1.</w:t>
+        <w:t>1．</w:t>
       </w:r>
     </w:p>
     <w:p>
@@ -10453,7 +10523,7 @@
           <w:sz w:val="21"/>
           <w:szCs w:val="21"/>
         </w:rPr>
-        <w:t>2.薄膜干涉</w:t>
+        <w:t>2．薄膜干涉</w:t>
       </w:r>
     </w:p>
     <w:p>
@@ -11236,6 +11306,11 @@
         <w:t>点是蓝光的亮条纹</w:t>
       </w:r>
       <w:r>
+        <w:rPr>
+          <w:rFonts w:ascii="Times New Roman" w:hAnsi="Times New Roman" w:eastAsia="宋体" w:cs="Times New Roman"/>
+          <w:sz w:val="21"/>
+          <w:szCs w:val="21"/>
+        </w:rPr>
         <w:t>；</w:t>
       </w:r>
       <w:r>
@@ -11264,6 +11339,11 @@
         <w:t>点不是红光的亮条纹</w:t>
       </w:r>
       <w:r>
+        <w:rPr>
+          <w:rFonts w:ascii="Times New Roman" w:hAnsi="Times New Roman" w:eastAsia="宋体" w:cs="Times New Roman"/>
+          <w:sz w:val="21"/>
+          <w:szCs w:val="21"/>
+        </w:rPr>
         <w:t>；</w:t>
       </w:r>
       <w:r>
@@ -11292,6 +11372,11 @@
         <w:t>点的下方</w:t>
       </w:r>
       <w:r>
+        <w:rPr>
+          <w:rFonts w:ascii="Times New Roman" w:hAnsi="Times New Roman" w:eastAsia="宋体" w:cs="Times New Roman"/>
+          <w:sz w:val="21"/>
+          <w:szCs w:val="21"/>
+        </w:rPr>
         <w:t>；</w:t>
       </w:r>
       <w:r>
@@ -12170,6 +12255,11 @@
         <w:t>A．图甲中的干涉条纹上下分布均匀</w:t>
       </w:r>
       <w:r>
+        <w:rPr>
+          <w:rFonts w:ascii="Times New Roman" w:hAnsi="Times New Roman" w:eastAsia="宋体" w:cs="Times New Roman"/>
+          <w:sz w:val="21"/>
+          <w:szCs w:val="21"/>
+        </w:rPr>
         <w:t>；</w:t>
       </w:r>
       <w:r>
@@ -12181,6 +12271,11 @@
         <w:t>B．若图甲中换用紫光照射，则条纹间距将变小</w:t>
       </w:r>
       <w:r>
+        <w:rPr>
+          <w:rFonts w:ascii="Times New Roman" w:hAnsi="Times New Roman" w:eastAsia="宋体" w:cs="Times New Roman"/>
+          <w:sz w:val="21"/>
+          <w:szCs w:val="21"/>
+        </w:rPr>
         <w:t>；</w:t>
       </w:r>
       <w:r>
@@ -12209,6 +12304,11 @@
         <w:t>点处为暗条纹</w:t>
       </w:r>
       <w:r>
+        <w:rPr>
+          <w:rFonts w:ascii="Times New Roman" w:hAnsi="Times New Roman" w:eastAsia="宋体" w:cs="Times New Roman"/>
+          <w:sz w:val="21"/>
+          <w:szCs w:val="21"/>
+        </w:rPr>
         <w:t>；</w:t>
       </w:r>
       <w:r>
@@ -12596,7 +12696,7 @@
           <w:sz w:val="21"/>
           <w:szCs w:val="21"/>
         </w:rPr>
-        <w:t>1.实验原理</w:t>
+        <w:t>1．实验原理</w:t>
       </w:r>
     </w:p>
     <w:p>
@@ -12788,7 +12888,7 @@
           <w:sz w:val="21"/>
           <w:szCs w:val="21"/>
         </w:rPr>
-        <w:t>2.实验过程</w:t>
+        <w:t>2．实验过程</w:t>
       </w:r>
     </w:p>
     <w:p>
@@ -13156,7 +13256,7 @@
           <w:sz w:val="21"/>
           <w:szCs w:val="21"/>
         </w:rPr>
-        <w:t>3.数据处理</w:t>
+        <w:t>3．数据处理</w:t>
       </w:r>
     </w:p>
     <w:p>
@@ -13404,7 +13504,7 @@
           <w:sz w:val="21"/>
           <w:szCs w:val="21"/>
         </w:rPr>
-        <w:t>4.注意事项</w:t>
+        <w:t>4．注意事项</w:t>
       </w:r>
     </w:p>
     <w:p>
@@ -13549,7 +13649,7 @@
           <w:sz w:val="21"/>
           <w:szCs w:val="21"/>
         </w:rPr>
-        <w:t>1.单缝衍射</w:t>
+        <w:t>1．单缝衍射</w:t>
       </w:r>
     </w:p>
     <w:p>
@@ -13606,7 +13706,7 @@
           <w:sz w:val="21"/>
           <w:szCs w:val="21"/>
         </w:rPr>
-        <w:t>2.圆孔衍射：光通过小孔（孔很小）时，在光屏上出现中央是大且亮的圆形亮斑，周围分布着明暗相间的同心圆环。如图所示。</w:t>
+        <w:t>2．圆孔衍射：光通过小孔（孔很小）时，在光屏上出现中央是大且亮的圆形亮斑，周围分布着明暗相间的同心圆环。如图所示。</w:t>
       </w:r>
     </w:p>
     <w:p>
@@ -13680,7 +13780,7 @@
           <w:sz w:val="21"/>
           <w:szCs w:val="21"/>
         </w:rPr>
-        <w:t>3.圆板衍射（泊松亮斑）</w:t>
+        <w:t>3．圆板衍射（泊松亮斑）</w:t>
       </w:r>
     </w:p>
     <w:p>
@@ -13884,6 +13984,11 @@
         <w:t>A．甲图是白光的单缝衍射条纹</w:t>
       </w:r>
       <w:r>
+        <w:rPr>
+          <w:rFonts w:ascii="Times New Roman" w:hAnsi="Times New Roman" w:eastAsia="宋体" w:cs="Times New Roman"/>
+          <w:sz w:val="21"/>
+          <w:szCs w:val="21"/>
+        </w:rPr>
         <w:t>；</w:t>
       </w:r>
       <w:r>
@@ -13895,6 +14000,11 @@
         <w:t>B．乙图是单色光单缝衍射产生的图样</w:t>
       </w:r>
       <w:r>
+        <w:rPr>
+          <w:rFonts w:ascii="Times New Roman" w:hAnsi="Times New Roman" w:eastAsia="宋体" w:cs="Times New Roman"/>
+          <w:sz w:val="21"/>
+          <w:szCs w:val="21"/>
+        </w:rPr>
         <w:t>；</w:t>
       </w:r>
       <w:r>
@@ -13906,6 +14016,11 @@
         <w:t>C．丙图是法国科学家泊松在实验中首次观察到的泊松亮斑</w:t>
       </w:r>
       <w:r>
+        <w:rPr>
+          <w:rFonts w:ascii="Times New Roman" w:hAnsi="Times New Roman" w:eastAsia="宋体" w:cs="Times New Roman"/>
+          <w:sz w:val="21"/>
+          <w:szCs w:val="21"/>
+        </w:rPr>
         <w:t>；</w:t>
       </w:r>
       <w:r>
@@ -14423,6 +14538,11 @@
         <w:t>A．自然光包含着在垂直于传播方向上沿一切方向振动的光，但是沿各个方向振动的光波的强度可以不相同</w:t>
       </w:r>
       <w:r>
+        <w:rPr>
+          <w:rFonts w:ascii="Times New Roman" w:hAnsi="Times New Roman" w:eastAsia="宋体" w:cs="Times New Roman"/>
+          <w:sz w:val="21"/>
+          <w:szCs w:val="21"/>
+        </w:rPr>
         <w:t>；</w:t>
       </w:r>
       <w:r>
@@ -14434,6 +14554,11 @@
         <w:t>B．偏振光是在垂直于传播方向的平面上，只沿着某一特定方向振动的光</w:t>
       </w:r>
       <w:r>
+        <w:rPr>
+          <w:rFonts w:ascii="Times New Roman" w:hAnsi="Times New Roman" w:eastAsia="宋体" w:cs="Times New Roman"/>
+          <w:sz w:val="21"/>
+          <w:szCs w:val="21"/>
+        </w:rPr>
         <w:t>；</w:t>
       </w:r>
       <w:r>
@@ -14445,6 +14570,11 @@
         <w:t>C．自然光透过一个偏振片后就成为偏振光，偏振光经过一个偏振片后又还原为自然光</w:t>
       </w:r>
       <w:r>
+        <w:rPr>
+          <w:rFonts w:ascii="Times New Roman" w:hAnsi="Times New Roman" w:eastAsia="宋体" w:cs="Times New Roman"/>
+          <w:sz w:val="21"/>
+          <w:szCs w:val="21"/>
+        </w:rPr>
         <w:t>；</w:t>
       </w:r>
       <w:r>
@@ -14640,6 +14770,11 @@
         <w:t>A．前窗玻璃的透振方向是竖直的，车灯玻璃的透振方向是水平的</w:t>
       </w:r>
       <w:r>
+        <w:rPr>
+          <w:rFonts w:ascii="Times New Roman" w:hAnsi="Times New Roman" w:eastAsia="宋体" w:cs="Times New Roman"/>
+          <w:sz w:val="21"/>
+          <w:szCs w:val="21"/>
+        </w:rPr>
         <w:t>；</w:t>
       </w:r>
       <w:r>
@@ -14651,6 +14786,11 @@
         <w:t>B．前窗玻璃和车灯玻璃的透振方向都是竖直的</w:t>
       </w:r>
       <w:r>
+        <w:rPr>
+          <w:rFonts w:ascii="Times New Roman" w:hAnsi="Times New Roman" w:eastAsia="宋体" w:cs="Times New Roman"/>
+          <w:sz w:val="21"/>
+          <w:szCs w:val="21"/>
+        </w:rPr>
         <w:t>；</w:t>
       </w:r>
       <w:r>
@@ -14716,6 +14856,11 @@
         </m:sSup>
       </m:oMath>
       <w:r>
+        <w:rPr>
+          <w:rFonts w:ascii="Times New Roman" w:hAnsi="Times New Roman" w:eastAsia="宋体" w:cs="Times New Roman"/>
+          <w:sz w:val="21"/>
+          <w:szCs w:val="21"/>
+        </w:rPr>
         <w:t>；</w:t>
       </w:r>
       <w:r>
@@ -15082,6 +15227,11 @@
         <w:t>B．激光用来切割物质是因为其单色性好</w:t>
       </w:r>
       <w:r>
+        <w:rPr>
+          <w:rFonts w:ascii="Times New Roman" w:hAnsi="Times New Roman" w:eastAsia="宋体" w:cs="Times New Roman"/>
+          <w:sz w:val="21"/>
+          <w:szCs w:val="21"/>
+        </w:rPr>
         <w:t>；</w:t>
       </w:r>
       <w:r>
@@ -15544,9 +15694,9 @@
   <w:docDefaults>
     <w:rPrDefault>
       <w:rPr>
-        <w:rFonts w:asciiTheme="minorHAnsi" w:eastAsiaTheme="minorEastAsia" w:hAnsiTheme="minorHAnsi" w:cstheme="minorBidi"/>
-        <w:sz w:val="22"/>
-        <w:szCs w:val="22"/>
+        <w:rFonts w:cstheme="minorBidi" w:ascii="Times New Roman" w:hAnsi="Times New Roman" w:eastAsia="宋体" w:cs="Times New Roman"/>
+        <w:sz w:val="21"/>
+        <w:szCs w:val="21"/>
         <w:lang w:val="en-US" w:eastAsia="en-US" w:bidi="ar-SA"/>
       </w:rPr>
     </w:rPrDefault>

--- a/高中物理/高中物理同步/人教版选必1 第4章 光·简单卷（14题）.docx
+++ b/高中物理/高中物理同步/人教版选必1 第4章 光·简单卷（14题）.docx
@@ -642,8 +642,8 @@
         <w:rPr>
           <w:rFonts w:ascii="Times New Roman" w:eastAsia="Times New Roman" w:hAnsi="Times New Roman" w:cs="Times New Roman"/>
           <w:kern w:val="0"/>
-          <w:sz w:val="24"/>
-          <w:szCs w:val="24"/>
+          <w:sz w:val="21"/>
+          <w:szCs w:val="21"/>
         </w:rPr>
         <w:drawing>
           <wp:inline>
@@ -4842,8 +4842,8 @@
         <w:rPr>
           <w:rFonts w:ascii="Times New Roman" w:eastAsia="Times New Roman" w:hAnsi="Times New Roman" w:cs="Times New Roman"/>
           <w:kern w:val="0"/>
-          <w:sz w:val="24"/>
-          <w:szCs w:val="24"/>
+          <w:sz w:val="21"/>
+          <w:szCs w:val="21"/>
         </w:rPr>
         <w:drawing>
           <wp:inline>
@@ -5132,8 +5132,8 @@
         <w:rPr>
           <w:rFonts w:ascii="Times New Roman" w:eastAsia="Times New Roman" w:hAnsi="Times New Roman" w:cs="Times New Roman"/>
           <w:kern w:val="0"/>
-          <w:sz w:val="24"/>
-          <w:szCs w:val="24"/>
+          <w:sz w:val="21"/>
+          <w:szCs w:val="21"/>
         </w:rPr>
         <w:drawing>
           <wp:inline>
@@ -6849,8 +6849,8 @@
         <w:rPr>
           <w:rFonts w:ascii="Times New Roman" w:eastAsia="Times New Roman" w:hAnsi="Times New Roman" w:cs="Times New Roman"/>
           <w:kern w:val="0"/>
-          <w:sz w:val="24"/>
-          <w:szCs w:val="24"/>
+          <w:sz w:val="21"/>
+          <w:szCs w:val="21"/>
         </w:rPr>
         <w:drawing>
           <wp:inline>
@@ -9917,8 +9917,8 @@
         <w:rPr>
           <w:rFonts w:ascii="Times New Roman" w:eastAsia="Times New Roman" w:hAnsi="Times New Roman" w:cs="Times New Roman"/>
           <w:kern w:val="0"/>
-          <w:sz w:val="24"/>
-          <w:szCs w:val="24"/>
+          <w:sz w:val="21"/>
+          <w:szCs w:val="21"/>
         </w:rPr>
         <w:drawing>
           <wp:inline>
@@ -12639,8 +12639,8 @@
         <w:rPr>
           <w:rFonts w:ascii="Times New Roman" w:eastAsia="Times New Roman" w:hAnsi="Times New Roman" w:cs="Times New Roman"/>
           <w:kern w:val="0"/>
-          <w:sz w:val="24"/>
-          <w:szCs w:val="24"/>
+          <w:sz w:val="21"/>
+          <w:szCs w:val="21"/>
         </w:rPr>
         <w:drawing>
           <wp:inline>
@@ -13592,8 +13592,8 @@
         <w:rPr>
           <w:rFonts w:ascii="Times New Roman" w:eastAsia="Times New Roman" w:hAnsi="Times New Roman" w:cs="Times New Roman"/>
           <w:kern w:val="0"/>
-          <w:sz w:val="24"/>
-          <w:szCs w:val="24"/>
+          <w:sz w:val="21"/>
+          <w:szCs w:val="21"/>
         </w:rPr>
         <w:drawing>
           <wp:inline>
@@ -14240,8 +14240,8 @@
         <w:rPr>
           <w:rFonts w:ascii="Times New Roman" w:eastAsia="Times New Roman" w:hAnsi="Times New Roman" w:cs="Times New Roman"/>
           <w:kern w:val="0"/>
-          <w:sz w:val="24"/>
-          <w:szCs w:val="24"/>
+          <w:sz w:val="21"/>
+          <w:szCs w:val="21"/>
         </w:rPr>
         <w:drawing>
           <wp:inline>
@@ -14370,8 +14370,8 @@
         <w:rPr>
           <w:rFonts w:ascii="Times New Roman" w:eastAsia="Times New Roman" w:hAnsi="Times New Roman" w:cs="Times New Roman"/>
           <w:kern w:val="0"/>
-          <w:sz w:val="24"/>
-          <w:szCs w:val="24"/>
+          <w:sz w:val="21"/>
+          <w:szCs w:val="21"/>
         </w:rPr>
         <w:drawing>
           <wp:inline>
@@ -15425,14 +15425,14 @@
 </file>
 
 <file path=word/footer1.xml><?xml version="1.0" encoding="utf-8"?>
-<w:ftr xmlns:w="http://schemas.openxmlformats.org/wordprocessingml/2006/main" xmlns:r="http://schemas.openxmlformats.org/officeDocument/2006/relationships">
-  <w:p>
+<w:ftr xmlns:w="http://schemas.openxmlformats.org/wordprocessingml/2006/main">
+  <w:p xmlns:w="http://schemas.openxmlformats.org/wordprocessingml/2006/main">
     <w:pPr>
       <w:jc w:val="center"/>
     </w:pPr>
     <w:r>
       <w:rPr>
-        <w:rFonts w:ascii="Times New Roman" w:hAnsi="Times New Roman" w:eastAsia="宋体"/>
+        <w:rFonts w:ascii="Times New Roman" w:hAnsi="Times New Roman" w:eastAsia="宋体" w:cs="Times New Roman"/>
         <w:sz w:val="21"/>
         <w:szCs w:val="21"/>
       </w:rPr>
@@ -15440,47 +15440,107 @@
     </w:r>
     <w:r>
       <w:rPr>
-        <w:rFonts w:ascii="Times New Roman" w:hAnsi="Times New Roman" w:eastAsia="宋体"/>
+        <w:rFonts w:ascii="Times New Roman" w:hAnsi="Times New Roman" w:eastAsia="宋体" w:cs="Times New Roman"/>
         <w:sz w:val="21"/>
         <w:szCs w:val="21"/>
       </w:rPr>
-      <w:t xml:space="preserve">第</w:t>
+      <w:t>第</w:t>
     </w:r>
-    <w:fldSimple w:instr=" PAGE ">
-      <w:r>
-        <w:rPr>
-          <w:rFonts w:ascii="Times New Roman" w:hAnsi="Times New Roman" w:eastAsia="宋体"/>
-          <w:sz w:val="21"/>
-          <w:szCs w:val="21"/>
-        </w:rPr>
-        <w:t xml:space="preserve">1</w:t>
-      </w:r>
-    </w:fldSimple>
     <w:r>
       <w:rPr>
-        <w:rFonts w:ascii="Times New Roman" w:hAnsi="Times New Roman" w:eastAsia="宋体"/>
+        <w:rFonts w:ascii="Times New Roman" w:hAnsi="Times New Roman" w:eastAsia="宋体" w:cs="Times New Roman"/>
         <w:sz w:val="21"/>
         <w:szCs w:val="21"/>
       </w:rPr>
-      <w:t xml:space="preserve">页（共</w:t>
+      <w:fldChar w:fldCharType="begin"/>
     </w:r>
-    <w:fldSimple w:instr=" NUMPAGES ">
-      <w:r>
-        <w:rPr>
-          <w:rFonts w:ascii="Times New Roman" w:hAnsi="Times New Roman" w:eastAsia="宋体"/>
-          <w:sz w:val="21"/>
-          <w:szCs w:val="21"/>
-        </w:rPr>
-        <w:t xml:space="preserve">1</w:t>
-      </w:r>
-    </w:fldSimple>
     <w:r>
       <w:rPr>
-        <w:rFonts w:ascii="Times New Roman" w:hAnsi="Times New Roman" w:eastAsia="宋体"/>
+        <w:rFonts w:ascii="Times New Roman" w:hAnsi="Times New Roman" w:eastAsia="宋体" w:cs="Times New Roman"/>
         <w:sz w:val="21"/>
         <w:szCs w:val="21"/>
       </w:rPr>
-      <w:t xml:space="preserve">页）</w:t>
+      <w:instrText xml:space="preserve"> PAGE </w:instrText>
+    </w:r>
+    <w:r>
+      <w:rPr>
+        <w:rFonts w:ascii="Times New Roman" w:hAnsi="Times New Roman" w:eastAsia="宋体" w:cs="Times New Roman"/>
+        <w:sz w:val="21"/>
+        <w:szCs w:val="21"/>
+      </w:rPr>
+      <w:fldChar w:fldCharType="separate"/>
+    </w:r>
+    <w:r>
+      <w:rPr>
+        <w:rFonts w:ascii="Times New Roman" w:hAnsi="Times New Roman" w:eastAsia="宋体" w:cs="Times New Roman"/>
+        <w:sz w:val="21"/>
+        <w:szCs w:val="21"/>
+      </w:rPr>
+      <w:t>1</w:t>
+    </w:r>
+    <w:r>
+      <w:rPr>
+        <w:rFonts w:ascii="Times New Roman" w:hAnsi="Times New Roman" w:eastAsia="宋体" w:cs="Times New Roman"/>
+        <w:sz w:val="21"/>
+        <w:szCs w:val="21"/>
+      </w:rPr>
+      <w:fldChar w:fldCharType="end"/>
+    </w:r>
+    <w:r>
+      <w:rPr>
+        <w:rFonts w:ascii="Times New Roman" w:hAnsi="Times New Roman" w:eastAsia="宋体" w:cs="Times New Roman"/>
+        <w:sz w:val="21"/>
+        <w:szCs w:val="21"/>
+      </w:rPr>
+      <w:t>页（共</w:t>
+    </w:r>
+    <w:r>
+      <w:rPr>
+        <w:rFonts w:ascii="Times New Roman" w:hAnsi="Times New Roman" w:eastAsia="宋体" w:cs="Times New Roman"/>
+        <w:sz w:val="21"/>
+        <w:szCs w:val="21"/>
+      </w:rPr>
+      <w:fldChar w:fldCharType="begin"/>
+    </w:r>
+    <w:r>
+      <w:rPr>
+        <w:rFonts w:ascii="Times New Roman" w:hAnsi="Times New Roman" w:eastAsia="宋体" w:cs="Times New Roman"/>
+        <w:sz w:val="21"/>
+        <w:szCs w:val="21"/>
+      </w:rPr>
+      <w:instrText xml:space="preserve"> NUMPAGES </w:instrText>
+    </w:r>
+    <w:r>
+      <w:rPr>
+        <w:rFonts w:ascii="Times New Roman" w:hAnsi="Times New Roman" w:eastAsia="宋体" w:cs="Times New Roman"/>
+        <w:sz w:val="21"/>
+        <w:szCs w:val="21"/>
+      </w:rPr>
+      <w:fldChar w:fldCharType="separate"/>
+    </w:r>
+    <w:r>
+      <w:rPr>
+        <w:rFonts w:ascii="Times New Roman" w:hAnsi="Times New Roman" w:eastAsia="宋体" w:cs="Times New Roman"/>
+        <w:sz w:val="21"/>
+        <w:szCs w:val="21"/>
+      </w:rPr>
+      <w:t>12</w:t>
+    </w:r>
+    <w:r>
+      <w:rPr>
+        <w:rFonts w:ascii="Times New Roman" w:hAnsi="Times New Roman" w:eastAsia="宋体" w:cs="Times New Roman"/>
+        <w:sz w:val="21"/>
+        <w:szCs w:val="21"/>
+      </w:rPr>
+      <w:fldChar w:fldCharType="end"/>
+    </w:r>
+    <w:r>
+      <w:rPr>
+        <w:rFonts w:ascii="Times New Roman" w:hAnsi="Times New Roman" w:eastAsia="宋体" w:cs="Times New Roman"/>
+        <w:sz w:val="21"/>
+        <w:szCs w:val="21"/>
+      </w:rPr>
+      <w:t>页）</w:t>
     </w:r>
   </w:p>
 </w:ftr>
@@ -15694,15 +15754,14 @@
   <w:docDefaults>
     <w:rPrDefault>
       <w:rPr>
-        <w:rFonts w:cstheme="minorBidi" w:ascii="Times New Roman" w:hAnsi="Times New Roman" w:eastAsia="宋体" w:cs="Times New Roman"/>
+        <w:rFonts w:ascii="Times New Roman" w:hAnsi="Times New Roman" w:eastAsia="宋体" w:cs="Times New Roman"/>
         <w:sz w:val="21"/>
         <w:szCs w:val="21"/>
-        <w:lang w:val="en-US" w:eastAsia="en-US" w:bidi="ar-SA"/>
       </w:rPr>
     </w:rPrDefault>
     <w:pPrDefault>
       <w:pPr>
-        <w:spacing w:after="200" w:line="276" w:lineRule="auto"/>
+        <w:spacing w:before="0" w:after="0" w:line="300" w:lineRule="auto"/>
       </w:pPr>
     </w:pPrDefault>
   </w:docDefaults>

--- a/高中物理/高中物理同步/人教版选必1 第4章 光·简单卷（14题）.docx
+++ b/高中物理/高中物理同步/人教版选必1 第4章 光·简单卷（14题）.docx
@@ -15428,7 +15428,7 @@
 <w:ftr xmlns:w="http://schemas.openxmlformats.org/wordprocessingml/2006/main">
   <w:p xmlns:w="http://schemas.openxmlformats.org/wordprocessingml/2006/main">
     <w:pPr>
-      <w:jc w:val="center"/>
+      <w:jc w:val="left"/>
     </w:pPr>
     <w:r>
       <w:rPr>

--- a/高中物理/高中物理同步/人教版选必1 第4章 光·简单卷（14题）.docx
+++ b/高中物理/高中物理同步/人教版选必1 第4章 光·简单卷（14题）.docx
@@ -15500,39 +15500,7 @@
         <w:sz w:val="21"/>
         <w:szCs w:val="21"/>
       </w:rPr>
-      <w:fldChar w:fldCharType="begin"/>
-    </w:r>
-    <w:r>
-      <w:rPr>
-        <w:rFonts w:ascii="Times New Roman" w:hAnsi="Times New Roman" w:eastAsia="宋体" w:cs="Times New Roman"/>
-        <w:sz w:val="21"/>
-        <w:szCs w:val="21"/>
-      </w:rPr>
-      <w:instrText xml:space="preserve"> NUMPAGES </w:instrText>
-    </w:r>
-    <w:r>
-      <w:rPr>
-        <w:rFonts w:ascii="Times New Roman" w:hAnsi="Times New Roman" w:eastAsia="宋体" w:cs="Times New Roman"/>
-        <w:sz w:val="21"/>
-        <w:szCs w:val="21"/>
-      </w:rPr>
-      <w:fldChar w:fldCharType="separate"/>
-    </w:r>
-    <w:r>
-      <w:rPr>
-        <w:rFonts w:ascii="Times New Roman" w:hAnsi="Times New Roman" w:eastAsia="宋体" w:cs="Times New Roman"/>
-        <w:sz w:val="21"/>
-        <w:szCs w:val="21"/>
-      </w:rPr>
       <w:t>12</w:t>
-    </w:r>
-    <w:r>
-      <w:rPr>
-        <w:rFonts w:ascii="Times New Roman" w:hAnsi="Times New Roman" w:eastAsia="宋体" w:cs="Times New Roman"/>
-        <w:sz w:val="21"/>
-        <w:szCs w:val="21"/>
-      </w:rPr>
-      <w:fldChar w:fldCharType="end"/>
     </w:r>
     <w:r>
       <w:rPr>
